--- a/tests/corpus_v2/docs/cx_services_0020.docx
+++ b/tests/corpus_v2/docs/cx_services_0020.docx
@@ -21,7 +21,13 @@
         <w:rPr>
           <w:b/>
         </w:rPr>
-        <w:t xml:space="preserve">№ 191/2024-С</w:t>
+        <w:t xml:space="preserve">№ </w:t>
+      </w:r>
+      <w:r>
+        <w:rPr>
+          <w:b/>
+        </w:rPr>
+        <w:t xml:space="preserve">42/20</w:t>
       </w:r>
     </w:p>
     <w:p/>
@@ -33,7 +39,7 @@
         <w:t xml:space="preserve">     </w:t>
       </w:r>
       <w:r>
-        <w:t xml:space="preserve">«25» июля 2023 г.</w:t>
+        <w:t xml:space="preserve">25.08.2023</w:t>
       </w:r>
     </w:p>
     <w:p/>
@@ -108,10 +114,10 @@
         <w:t xml:space="preserve">, именуемый в дальнейшем «Заказчик»</w:t>
       </w:r>
       <w:r>
-        <w:t xml:space="preserve">, с другой стороны, совместно именуемые «Стороны», заключили настоящий </w:t>
-      </w:r>
-      <w:r>
-        <w:t xml:space="preserve">Договор № 73/2025-Д</w:t>
+        <w:t xml:space="preserve">, с другой стороны, совместно именуемые «Стороны», заключили настоящий Договор № </w:t>
+      </w:r>
+      <w:r>
+        <w:t xml:space="preserve">1/18</w:t>
       </w:r>
       <w:r>
         <w:t xml:space="preserve"> (далее — Договор) о нижеследующем:</w:t>
@@ -150,7 +156,7 @@
         <w:t xml:space="preserve">Услуги считаются оказанными после подписания Сторонами акта сдачи-приёмки. Срок оплаты — </w:t>
       </w:r>
       <w:r>
-        <w:t xml:space="preserve">30 дней с момента заключения контракта</w:t>
+        <w:t xml:space="preserve">в течение 10 дней с момента поступления денежных средств на расчетный счет</w:t>
       </w:r>
       <w:r>
         <w:t xml:space="preserve">.</w:t>
@@ -178,16 +184,10 @@
         <w:t xml:space="preserve">2.1. Общая цена Договора: </w:t>
       </w:r>
       <w:r>
-        <w:t xml:space="preserve">включая НДС </w:t>
-      </w:r>
-      <w:r>
-        <w:t xml:space="preserve">22%</w:t>
-      </w:r>
-      <w:r>
-        <w:t xml:space="preserve"> в размере </w:t>
-      </w:r>
-      <w:r>
-        <w:t xml:space="preserve">30 727 (Тридцать тысяч семьсот двадцать семь) рублей</w:t>
+        <w:t xml:space="preserve">не более 4 970 000 (Четырёх миллионов девятисот семидесяти тысяч) рублей 5 коп.</w:t>
+      </w:r>
+      <w:r>
+        <w:t xml:space="preserve">, НДС не облагается, т.к. применяется УСН</w:t>
       </w:r>
       <w:r>
         <w:t xml:space="preserve">.</w:t>
@@ -198,7 +198,7 @@
         <w:t xml:space="preserve">2.2. Налог: </w:t>
       </w:r>
       <w:r>
-        <w:t xml:space="preserve">18% годовых</w:t>
+        <w:t xml:space="preserve">0,2 (двух десятых) процента за каждый день просрочки</w:t>
       </w:r>
       <w:r>
         <w:t xml:space="preserve">.</w:t>
@@ -209,7 +209,7 @@
         <w:t xml:space="preserve">2.3. Срок оплаты — </w:t>
       </w:r>
       <w:r>
-        <w:t xml:space="preserve">25 рабочих дней с момента поступления денежных средств на расчетный счет</w:t>
+        <w:t xml:space="preserve">в течение двадцати календарных дней с момента заключения контракта</w:t>
       </w:r>
       <w:r>
         <w:t xml:space="preserve">.</w:t>
@@ -229,7 +229,7 @@
         <w:t xml:space="preserve">, артикул </w:t>
       </w:r>
       <w:r>
-        <w:t xml:space="preserve">RM-6614-93</w:t>
+        <w:t xml:space="preserve">RM-5578-34</w:t>
       </w:r>
       <w:r>
         <w:t xml:space="preserve">, код </w:t>
@@ -289,7 +289,7 @@
         <w:t xml:space="preserve">. Цена — </w:t>
       </w:r>
       <w:r>
-        <w:t xml:space="preserve">Без НДС</w:t>
+        <w:t xml:space="preserve">75600002 рубля</w:t>
       </w:r>
       <w:r>
         <w:t xml:space="preserve">.</w:t>
@@ -309,7 +309,7 @@
         <w:t xml:space="preserve">3.1. Место исполнения обязательств: </w:t>
       </w:r>
       <w:r>
-        <w:t xml:space="preserve">141400, г. Химки, наб. Пушкина, д. 76, кв. 100</w:t>
+        <w:t xml:space="preserve">620014, г. Екатеринбург, бул. Советская, д. 30, кв. 30</w:t>
       </w:r>
       <w:r>
         <w:t xml:space="preserve">.</w:t>
@@ -326,7 +326,7 @@
         <w:t xml:space="preserve"> по телефону </w:t>
       </w:r>
       <w:r>
-        <w:t xml:space="preserve">+7 (495) 605-39-24</w:t>
+        <w:t xml:space="preserve">+7 (495) 382-33-81</w:t>
       </w:r>
       <w:r>
         <w:t xml:space="preserve">.</w:t>
@@ -337,7 +337,7 @@
         <w:t xml:space="preserve">3.3. Срок исполнения обязательств — </w:t>
       </w:r>
       <w:r>
-        <w:t xml:space="preserve">3 рабочих дня</w:t>
+        <w:t xml:space="preserve">в течение 14 (Четырнадцати) дней с момента подписания акта</w:t>
       </w:r>
       <w:r>
         <w:t xml:space="preserve">.</w:t>
@@ -368,13 +368,13 @@
         <w:t xml:space="preserve">Размер неустойки за нарушение сроков оплаты: </w:t>
       </w:r>
       <w:r>
-        <w:t xml:space="preserve">не более 20% от цены договора</w:t>
+        <w:t xml:space="preserve">1/130 ключевой ставки ЦБ РФ от цены Договора</w:t>
       </w:r>
       <w:r>
         <w:t xml:space="preserve">. Предельный размер ответственности: </w:t>
       </w:r>
       <w:r>
-        <w:t xml:space="preserve">1/300 ключевой ставки ЦБ РФ</w:t>
+        <w:t xml:space="preserve">1/300 ключевой ставки ЦБ РФ от стоимости неоплаченных работ</w:t>
       </w:r>
       <w:r>
         <w:t xml:space="preserve">.</w:t>
@@ -396,7 +396,7 @@
         <w:t xml:space="preserve">Сторона, для которой создалась невозможность исполнения, обязана уведомить другую Сторону. Срок уведомления — </w:t>
       </w:r>
       <w:r>
-        <w:t xml:space="preserve">не позднее 24.09.2026</w:t>
+        <w:t xml:space="preserve">не позднее 02.06.2025</w:t>
       </w:r>
       <w:r>
         <w:t xml:space="preserve">.</w:t>
@@ -410,55 +410,73 @@
         <w:t xml:space="preserve">Все споры и разногласия решаются путём переговоров. Претензионный порядок обязателен, срок ответа на претензию — </w:t>
       </w:r>
       <w:r>
-        <w:t xml:space="preserve">не более 12 месяцев с момента заключения кредитного договора</w:t>
-      </w:r>
-      <w:r>
-        <w:t xml:space="preserve">.</w:t>
-      </w:r>
-    </w:p>
-    <w:p/>
-    <w:p/>
-    <w:p/>
-    <w:p>
-      <w:r>
-        <w:rPr>
-          <w:b/>
-        </w:rPr>
-        <w:t xml:space="preserve">11. УСЛОВИЯ, ОФОРМЛЕННЫЕ СРЕДСТВАМИ РЕДАКТОРА</w:t>
-      </w:r>
-    </w:p>
-    <w:p>
-      <w:r>
-        <w:t xml:space="preserve">11.1. Срок (составное поле): </w:t>
-      </w:r>
-      <w:r>
-        <w:fldChar w:fldCharType="begin"/>
-      </w:r>
-      <w:r>
-        <w:instrText xml:space="preserve"> REF value \h </w:instrText>
-      </w:r>
-      <w:r>
-        <w:fldChar w:fldCharType="separate"/>
-      </w:r>
-      <w:r>
-        <w:t xml:space="preserve">в течение 10 банковских дней с даты подписания Сторонами акта сдачи-приемки оказанных услуг</w:t>
-      </w:r>
-      <w:r>
-        <w:fldChar w:fldCharType="end"/>
-      </w:r>
-      <w:r>
-        <w:t xml:space="preserve">.</w:t>
-      </w:r>
-    </w:p>
-    <w:p>
-      <w:r>
-        <w:rPr>
-          <w:b/>
-        </w:rPr>
-        <w:t xml:space="preserve">РЕКВИЗИТЫ И ПОДПИСИ СТОРОН</w:t>
-      </w:r>
-    </w:p>
-    <w:p/>
+        <w:t xml:space="preserve">в течение семи рабочих дней с момента поступления денежных средств на расчетный счет</w:t>
+      </w:r>
+      <w:r>
+        <w:t xml:space="preserve">.</w:t>
+      </w:r>
+    </w:p>
+    <w:p/>
+    <w:p/>
+    <w:p/>
+    <w:p>
+      <w:r>
+        <w:rPr>
+          <w:b/>
+        </w:rPr>
+        <w:t xml:space="preserve">9. КОНТРОЛЬНЫЕ ВЕЛИЧИНЫ</w:t>
+      </w:r>
+    </w:p>
+    <w:p>
+      <w:r>
+        <w:t xml:space="preserve">9.1. Контрольная запись: </w:t>
+      </w:r>
+      <w:r>
+        <w:t xml:space="preserve">46Ф-39700/23-300Д</w:t>
+      </w:r>
+      <w:r>
+        <w:t xml:space="preserve">.</w:t>
+      </w:r>
+    </w:p>
+    <w:p>
+      <w:r>
+        <w:t xml:space="preserve">9.2. Контрольная запись: </w:t>
+      </w:r>
+      <w:r>
+        <w:rPr>
+          <w:b/>
+        </w:rPr>
+        <w:t xml:space="preserve">не менее 103</w:t>
+      </w:r>
+      <w:r>
+        <w:t xml:space="preserve">000,7 (Ста трёх тысяч) RUB</w:t>
+      </w:r>
+      <w:r>
+        <w:t xml:space="preserve">.</w:t>
+      </w:r>
+    </w:p>
+    <w:p>
+      <w:r>
+        <w:t xml:space="preserve">9.3. Контрольная запись: </w:t>
+      </w:r>
+      <w:r>
+        <w:rPr>
+          <w:b/>
+        </w:rPr>
+        <w:t xml:space="preserve">0,0</w:t>
+      </w:r>
+      <w:r>
+        <w:t xml:space="preserve">1 процента от общей суммы счета</w:t>
+      </w:r>
+      <w:r>
+        <w:t xml:space="preserve">.</w:t>
+      </w:r>
+    </w:p>
+    <w:p>
+      <w:r>
+        <w:t xml:space="preserve">9.4. Контрольная запись (таблица):</w:t>
+      </w:r>
+    </w:p>
     <w:tbl>
       <w:tblPr>
         <w:tblW w:w="9360" w:type="dxa"/>
@@ -482,87 +500,7 @@
           </w:tcPr>
           <w:p>
             <w:r>
-              <w:rPr>
-                <w:b/>
-              </w:rPr>
-              <w:t xml:space="preserve">Исполнитель:</w:t>
-            </w:r>
-          </w:p>
-          <w:p>
-            <w:r>
-              <w:t xml:space="preserve">Волков Алексей Петрович</w:t>
-            </w:r>
-          </w:p>
-          <w:p>
-            <w:r>
-              <w:t xml:space="preserve">Дата рождения: </w:t>
-            </w:r>
-            <w:r>
-              <w:t xml:space="preserve">13.10.1987</w:t>
-            </w:r>
-          </w:p>
-          <w:p>
-            <w:r>
-              <w:t xml:space="preserve">Адрес регистрации: </w:t>
-            </w:r>
-            <w:r>
-              <w:t xml:space="preserve">614000, г. Пермь, просп. Ленинградская, д. 46, кв. 78</w:t>
-            </w:r>
-          </w:p>
-          <w:p>
-            <w:r>
-              <w:t xml:space="preserve">Паспорт </w:t>
-            </w:r>
-            <w:r>
-              <w:t xml:space="preserve">84 16 045986</w:t>
-            </w:r>
-            <w:r>
-              <w:t xml:space="preserve">, выдан ТП № 2 ОУФМС России по Московской обл. 06.10.2008</w:t>
-            </w:r>
-            <w:r>
-              <w:t xml:space="preserve">, код подразделения </w:t>
-            </w:r>
-            <w:r>
-              <w:t xml:space="preserve">856-124</w:t>
-            </w:r>
-          </w:p>
-          <w:p>
-            <w:r>
-              <w:t xml:space="preserve">СНИЛС </w:t>
-            </w:r>
-            <w:r>
-              <w:t xml:space="preserve">415-602-747 58</w:t>
-            </w:r>
-            <w:r>
-              <w:t xml:space="preserve"> ИНН </w:t>
-            </w:r>
-            <w:r>
-              <w:t xml:space="preserve">798346644338</w:t>
-            </w:r>
-          </w:p>
-          <w:p>
-            <w:r>
-              <w:t xml:space="preserve">Тел.: </w:t>
-            </w:r>
-            <w:r>
-              <w:t xml:space="preserve">+7 (843) 399-40-82</w:t>
-            </w:r>
-          </w:p>
-          <w:p>
-            <w:r>
-              <w:t xml:space="preserve">E-mail: </w:t>
-            </w:r>
-            <w:r>
-              <w:t xml:space="preserve">volkov@list.ru</w:t>
-            </w:r>
-          </w:p>
-          <w:p/>
-          <w:p>
-            <w:r>
-              <w:t xml:space="preserve">______________ </w:t>
-            </w:r>
-            <w:r>
-              <w:t xml:space="preserve">Волков А. П.</w:t>
+              <w:t xml:space="preserve">в течение 1</w:t>
             </w:r>
           </w:p>
         </w:tc>
@@ -572,6 +510,167 @@
           </w:tcPr>
           <w:p>
             <w:r>
+              <w:t xml:space="preserve">4 (Четырнадцати) банковских дней</w:t>
+            </w:r>
+          </w:p>
+        </w:tc>
+      </w:tr>
+    </w:tbl>
+    <w:p/>
+    <w:p/>
+    <w:p>
+      <w:r>
+        <w:rPr>
+          <w:b/>
+        </w:rPr>
+        <w:t xml:space="preserve">11. УСЛОВИЯ, ОФОРМЛЕННЫЕ СРЕДСТВАМИ РЕДАКТОРА</w:t>
+      </w:r>
+    </w:p>
+    <w:p>
+      <w:r>
+        <w:t xml:space="preserve">11.1. Срок (составное поле): </w:t>
+      </w:r>
+      <w:r>
+        <w:fldChar w:fldCharType="begin"/>
+      </w:r>
+      <w:r>
+        <w:instrText xml:space="preserve"> REF value \h </w:instrText>
+      </w:r>
+      <w:r>
+        <w:fldChar w:fldCharType="separate"/>
+      </w:r>
+      <w:r>
+        <w:t xml:space="preserve">в течение двадцати четырех месяцев с даты подписания Сторонами акта сдачи-приемки оказанных услуг</w:t>
+      </w:r>
+      <w:r>
+        <w:fldChar w:fldCharType="end"/>
+      </w:r>
+      <w:r>
+        <w:t xml:space="preserve">.</w:t>
+      </w:r>
+    </w:p>
+    <w:p>
+      <w:r>
+        <w:rPr>
+          <w:b/>
+        </w:rPr>
+        <w:t xml:space="preserve">РЕКВИЗИТЫ И ПОДПИСИ СТОРОН</w:t>
+      </w:r>
+    </w:p>
+    <w:p/>
+    <w:tbl>
+      <w:tblPr>
+        <w:tblW w:w="9360" w:type="dxa"/>
+        <w:tblBorders>
+          <w:top w:val="single" w:sz="4" w:color="auto"/>
+          <w:left w:val="single" w:sz="4" w:color="auto"/>
+          <w:bottom w:val="single" w:sz="4" w:color="auto"/>
+          <w:right w:val="single" w:sz="4" w:color="auto"/>
+          <w:insideH w:val="single" w:sz="4" w:color="auto"/>
+          <w:insideV w:val="single" w:sz="4" w:color="auto"/>
+        </w:tblBorders>
+      </w:tblPr>
+      <w:tblGrid>
+        <w:gridCol w:w="4680"/>
+        <w:gridCol w:w="4680"/>
+      </w:tblGrid>
+      <w:tr>
+        <w:tc>
+          <w:tcPr>
+            <w:tcW w:w="4680" w:type="dxa"/>
+          </w:tcPr>
+          <w:p>
+            <w:r>
+              <w:rPr>
+                <w:b/>
+              </w:rPr>
+              <w:t xml:space="preserve">Исполнитель:</w:t>
+            </w:r>
+          </w:p>
+          <w:p>
+            <w:r>
+              <w:t xml:space="preserve">Волков Алексей Петрович</w:t>
+            </w:r>
+          </w:p>
+          <w:p>
+            <w:r>
+              <w:t xml:space="preserve">Дата рождения: </w:t>
+            </w:r>
+            <w:r>
+              <w:t xml:space="preserve">13.10.1987</w:t>
+            </w:r>
+          </w:p>
+          <w:p>
+            <w:r>
+              <w:t xml:space="preserve">Адрес регистрации: </w:t>
+            </w:r>
+            <w:r>
+              <w:t xml:space="preserve">170100, г. Тверь, проезд Октябрьская, д. 48, кв. 144</w:t>
+            </w:r>
+          </w:p>
+          <w:p>
+            <w:r>
+              <w:t xml:space="preserve">Паспорт </w:t>
+            </w:r>
+            <w:r>
+              <w:t xml:space="preserve">84 16 045986</w:t>
+            </w:r>
+            <w:r>
+              <w:t xml:space="preserve">, выдан ТП № 2 ОУФМС России по Московской обл. 06.10.2008</w:t>
+            </w:r>
+            <w:r>
+              <w:t xml:space="preserve">, код подразделения </w:t>
+            </w:r>
+            <w:r>
+              <w:t xml:space="preserve">856-124</w:t>
+            </w:r>
+          </w:p>
+          <w:p>
+            <w:r>
+              <w:t xml:space="preserve">СНИЛС </w:t>
+            </w:r>
+            <w:r>
+              <w:t xml:space="preserve">415-602-747 58</w:t>
+            </w:r>
+            <w:r>
+              <w:t xml:space="preserve"> ИНН </w:t>
+            </w:r>
+            <w:r>
+              <w:t xml:space="preserve">798346644338</w:t>
+            </w:r>
+          </w:p>
+          <w:p>
+            <w:r>
+              <w:t xml:space="preserve">Тел.: </w:t>
+            </w:r>
+            <w:r>
+              <w:t xml:space="preserve">+7 (812) 323-77-84</w:t>
+            </w:r>
+          </w:p>
+          <w:p>
+            <w:r>
+              <w:t xml:space="preserve">E-mail: </w:t>
+            </w:r>
+            <w:r>
+              <w:t xml:space="preserve">volkov@sibtrans.ru</w:t>
+            </w:r>
+          </w:p>
+          <w:p/>
+          <w:p>
+            <w:r>
+              <w:t xml:space="preserve">______________ </w:t>
+            </w:r>
+            <w:r>
+              <w:t xml:space="preserve">Волков А. П.</w:t>
+            </w:r>
+          </w:p>
+        </w:tc>
+        <w:tc>
+          <w:tcPr>
+            <w:tcW w:w="4680" w:type="dxa"/>
+          </w:tcPr>
+          <w:p>
+            <w:r>
               <w:rPr>
                 <w:b/>
               </w:rPr>
@@ -596,7 +695,7 @@
               <w:t xml:space="preserve">Адрес регистрации: </w:t>
             </w:r>
             <w:r>
-              <w:t xml:space="preserve">190000, г. Санкт-Петербург, бул. Ленина, д. 39, кв. 17</w:t>
+              <w:t xml:space="preserve">143400, г. Красногорск, ш. Промышленная, д. 42, кв. 44</w:t>
             </w:r>
           </w:p>
           <w:p>
@@ -635,7 +734,7 @@
               <w:t xml:space="preserve">Тел.: </w:t>
             </w:r>
             <w:r>
-              <w:t xml:space="preserve">+7 (843) 259-47-57</w:t>
+              <w:t xml:space="preserve">+7 (383) 576-81-22</w:t>
             </w:r>
           </w:p>
           <w:p>
@@ -643,7 +742,7 @@
               <w:t xml:space="preserve">E-mail: </w:t>
             </w:r>
             <w:r>
-              <w:t xml:space="preserve">belov@bk.ru</w:t>
+              <w:t xml:space="preserve">belov@yandex.ru</w:t>
             </w:r>
           </w:p>
           <w:p/>
@@ -703,13 +802,13 @@
       <w:t xml:space="preserve">Исполнитель документа: </w:t>
     </w:r>
     <w:r>
-      <w:t xml:space="preserve">Волкова Е. В.</w:t>
+      <w:t xml:space="preserve">Лебедева Н. П.</w:t>
     </w:r>
     <w:r>
       <w:t xml:space="preserve">, тел. </w:t>
     </w:r>
     <w:r>
-      <w:t xml:space="preserve">8(843)6722282</w:t>
+      <w:t xml:space="preserve">8(846)9834596</w:t>
     </w:r>
   </w:p>
 </w:ftr>
@@ -722,13 +821,13 @@
       <w:t xml:space="preserve">ИП Волков А. П. · </w:t>
     </w:r>
     <w:r>
-      <w:t xml:space="preserve">+7 (812) 323-77-84</w:t>
+      <w:t xml:space="preserve">+7 (843) 541-10-96</w:t>
     </w:r>
     <w:r>
       <w:t xml:space="preserve"> · </w:t>
     </w:r>
     <w:r>
-      <w:t xml:space="preserve">volkov@sibtrans.ru</w:t>
+      <w:t xml:space="preserve">volkov@bk.ru</w:t>
     </w:r>
   </w:p>
 </w:hdr>

--- a/tests/corpus_v2/docs/cx_services_0020.docx
+++ b/tests/corpus_v2/docs/cx_services_0020.docx
@@ -432,7 +432,13 @@
         <w:t xml:space="preserve">9.1. Контрольная запись: </w:t>
       </w:r>
       <w:r>
-        <w:t xml:space="preserve">46Ф-39700/23-300Д</w:t>
+        <w:rPr>
+          <w:b/>
+        </w:rPr>
+        <w:t xml:space="preserve">46Ф-39</w:t>
+      </w:r>
+      <w:r>
+        <w:t xml:space="preserve">700/23-300Д</w:t>
       </w:r>
       <w:r>
         <w:t xml:space="preserve">.</w:t>

--- a/tests/corpus_v2/docs/cx_services_0020.docx
+++ b/tests/corpus_v2/docs/cx_services_0020.docx
@@ -27,7 +27,7 @@
         <w:rPr>
           <w:b/>
         </w:rPr>
-        <w:t xml:space="preserve">42/20</w:t>
+        <w:t xml:space="preserve">96/2024-С</w:t>
       </w:r>
     </w:p>
     <w:p/>
@@ -117,7 +117,7 @@
         <w:t xml:space="preserve">, с другой стороны, совместно именуемые «Стороны», заключили настоящий Договор № </w:t>
       </w:r>
       <w:r>
-        <w:t xml:space="preserve">1/18</w:t>
+        <w:t xml:space="preserve">73/2025-Д</w:t>
       </w:r>
       <w:r>
         <w:t xml:space="preserve"> (далее — Договор) о нижеследующем:</w:t>
@@ -156,7 +156,7 @@
         <w:t xml:space="preserve">Услуги считаются оказанными после подписания Сторонами акта сдачи-приёмки. Срок оплаты — </w:t>
       </w:r>
       <w:r>
-        <w:t xml:space="preserve">в течение 10 дней с момента поступления денежных средств на расчетный счет</w:t>
+        <w:t xml:space="preserve">в течение 3 дней с момента поступления денежных средств на расчетный счет</w:t>
       </w:r>
       <w:r>
         <w:t xml:space="preserve">.</w:t>
@@ -184,7 +184,7 @@
         <w:t xml:space="preserve">2.1. Общая цена Договора: </w:t>
       </w:r>
       <w:r>
-        <w:t xml:space="preserve">не более 4 970 000 (Четырёх миллионов девятисот семидесяти тысяч) рублей 5 коп.</w:t>
+        <w:t xml:space="preserve">не более 275 000 (Двухсот семидесяти пяти тысяч) рублей 0 коп.</w:t>
       </w:r>
       <w:r>
         <w:t xml:space="preserve">, НДС не облагается, т.к. применяется УСН</w:t>
@@ -209,7 +209,7 @@
         <w:t xml:space="preserve">2.3. Срок оплаты — </w:t>
       </w:r>
       <w:r>
-        <w:t xml:space="preserve">в течение двадцати календарных дней с момента заключения контракта</w:t>
+        <w:t xml:space="preserve">в течение тридцати календарных дней с момента заключения контракта</w:t>
       </w:r>
       <w:r>
         <w:t xml:space="preserve">.</w:t>
@@ -229,7 +229,7 @@
         <w:t xml:space="preserve">, артикул </w:t>
       </w:r>
       <w:r>
-        <w:t xml:space="preserve">RM-5578-34</w:t>
+        <w:t xml:space="preserve">RM-6614-93</w:t>
       </w:r>
       <w:r>
         <w:t xml:space="preserve">, код </w:t>
@@ -289,7 +289,7 @@
         <w:t xml:space="preserve">. Цена — </w:t>
       </w:r>
       <w:r>
-        <w:t xml:space="preserve">75600002 рубля</w:t>
+        <w:t xml:space="preserve">296002 рубля</w:t>
       </w:r>
       <w:r>
         <w:t xml:space="preserve">.</w:t>
@@ -309,7 +309,7 @@
         <w:t xml:space="preserve">3.1. Место исполнения обязательств: </w:t>
       </w:r>
       <w:r>
-        <w:t xml:space="preserve">620014, г. Екатеринбург, бул. Советская, д. 30, кв. 30</w:t>
+        <w:t xml:space="preserve">394000, г. Воронеж, бул. Профсоюзная, д. 7, кв. 127</w:t>
       </w:r>
       <w:r>
         <w:t xml:space="preserve">.</w:t>
@@ -326,7 +326,7 @@
         <w:t xml:space="preserve"> по телефону </w:t>
       </w:r>
       <w:r>
-        <w:t xml:space="preserve">+7 (495) 382-33-81</w:t>
+        <w:t xml:space="preserve">+7 (499) 913-24-21</w:t>
       </w:r>
       <w:r>
         <w:t xml:space="preserve">.</w:t>
@@ -396,7 +396,7 @@
         <w:t xml:space="preserve">Сторона, для которой создалась невозможность исполнения, обязана уведомить другую Сторону. Срок уведомления — </w:t>
       </w:r>
       <w:r>
-        <w:t xml:space="preserve">не позднее 02.06.2025</w:t>
+        <w:t xml:space="preserve">не позднее 06.12.2026</w:t>
       </w:r>
       <w:r>
         <w:t xml:space="preserve">.</w:t>
@@ -410,7 +410,7 @@
         <w:t xml:space="preserve">Все споры и разногласия решаются путём переговоров. Претензионный порядок обязателен, срок ответа на претензию — </w:t>
       </w:r>
       <w:r>
-        <w:t xml:space="preserve">в течение семи рабочих дней с момента поступления денежных средств на расчетный счет</w:t>
+        <w:t xml:space="preserve">в течение трех рабочих дней с момента поступления денежных средств на расчетный счет</w:t>
       </w:r>
       <w:r>
         <w:t xml:space="preserve">.</w:t>
@@ -435,10 +435,10 @@
         <w:rPr>
           <w:b/>
         </w:rPr>
-        <w:t xml:space="preserve">46Ф-39</w:t>
-      </w:r>
-      <w:r>
-        <w:t xml:space="preserve">700/23-300Д</w:t>
+        <w:t xml:space="preserve">48Ф-88</w:t>
+      </w:r>
+      <w:r>
+        <w:t xml:space="preserve">961/14-160Д</w:t>
       </w:r>
       <w:r>
         <w:t xml:space="preserve">.</w:t>
@@ -452,10 +452,10 @@
         <w:rPr>
           <w:b/>
         </w:rPr>
-        <w:t xml:space="preserve">не менее 103</w:t>
-      </w:r>
-      <w:r>
-        <w:t xml:space="preserve">000,7 (Ста трёх тысяч) RUB</w:t>
+        <w:t xml:space="preserve">не менее 309</w:t>
+      </w:r>
+      <w:r>
+        <w:t xml:space="preserve">000,9 (Трёхсот девяти тысяч) RUB</w:t>
       </w:r>
       <w:r>
         <w:t xml:space="preserve">.</w:t>
@@ -506,7 +506,7 @@
           </w:tcPr>
           <w:p>
             <w:r>
-              <w:t xml:space="preserve">в течение 1</w:t>
+              <w:t xml:space="preserve">в течение 2</w:t>
             </w:r>
           </w:p>
         </w:tc>
@@ -516,7 +516,7 @@
           </w:tcPr>
           <w:p>
             <w:r>
-              <w:t xml:space="preserve">4 (Четырнадцати) банковских дней</w:t>
+              <w:t xml:space="preserve">0 (Двадцати) банковских дней</w:t>
             </w:r>
           </w:p>
         </w:tc>
@@ -546,7 +546,7 @@
         <w:fldChar w:fldCharType="separate"/>
       </w:r>
       <w:r>
-        <w:t xml:space="preserve">в течение двадцати четырех месяцев с даты подписания Сторонами акта сдачи-приемки оказанных услуг</w:t>
+        <w:t xml:space="preserve">в течение трех месяцев с даты подписания Сторонами акта сдачи-приемки оказанных услуг</w:t>
       </w:r>
       <w:r>
         <w:fldChar w:fldCharType="end"/>
@@ -611,7 +611,7 @@
               <w:t xml:space="preserve">Адрес регистрации: </w:t>
             </w:r>
             <w:r>
-              <w:t xml:space="preserve">170100, г. Тверь, проезд Октябрьская, д. 48, кв. 144</w:t>
+              <w:t xml:space="preserve">344002, г. Ростов-на-Дону, ул. Октябрьская, д. 54, кв. 40</w:t>
             </w:r>
           </w:p>
           <w:p>
@@ -650,7 +650,7 @@
               <w:t xml:space="preserve">Тел.: </w:t>
             </w:r>
             <w:r>
-              <w:t xml:space="preserve">+7 (812) 323-77-84</w:t>
+              <w:t xml:space="preserve">+7 (812) 974-57-81</w:t>
             </w:r>
           </w:p>
           <w:p>
@@ -658,7 +658,7 @@
               <w:t xml:space="preserve">E-mail: </w:t>
             </w:r>
             <w:r>
-              <w:t xml:space="preserve">volkov@sibtrans.ru</w:t>
+              <w:t xml:space="preserve">volkov@corp-tehno.ru</w:t>
             </w:r>
           </w:p>
           <w:p/>
@@ -701,7 +701,7 @@
               <w:t xml:space="preserve">Адрес регистрации: </w:t>
             </w:r>
             <w:r>
-              <w:t xml:space="preserve">143400, г. Красногорск, ш. Промышленная, д. 42, кв. 44</w:t>
+              <w:t xml:space="preserve">420111, г. Казань, наб. Полевая, д. 75, кв. 164</w:t>
             </w:r>
           </w:p>
           <w:p>
@@ -740,7 +740,7 @@
               <w:t xml:space="preserve">Тел.: </w:t>
             </w:r>
             <w:r>
-              <w:t xml:space="preserve">+7 (383) 576-81-22</w:t>
+              <w:t xml:space="preserve">+7 (846) 610-58-82</w:t>
             </w:r>
           </w:p>
           <w:p>
@@ -748,7 +748,7 @@
               <w:t xml:space="preserve">E-mail: </w:t>
             </w:r>
             <w:r>
-              <w:t xml:space="preserve">belov@yandex.ru</w:t>
+              <w:t xml:space="preserve">belov@list.ru</w:t>
             </w:r>
           </w:p>
           <w:p/>
@@ -808,13 +808,13 @@
       <w:t xml:space="preserve">Исполнитель документа: </w:t>
     </w:r>
     <w:r>
-      <w:t xml:space="preserve">Лебедева Н. П.</w:t>
+      <w:t xml:space="preserve">Голубев А. И.</w:t>
     </w:r>
     <w:r>
       <w:t xml:space="preserve">, тел. </w:t>
     </w:r>
     <w:r>
-      <w:t xml:space="preserve">8(846)9834596</w:t>
+      <w:t xml:space="preserve">8(846)6614340</w:t>
     </w:r>
   </w:p>
 </w:ftr>
@@ -827,13 +827,13 @@
       <w:t xml:space="preserve">ИП Волков А. П. · </w:t>
     </w:r>
     <w:r>
-      <w:t xml:space="preserve">+7 (843) 541-10-96</w:t>
+      <w:t xml:space="preserve">+7 (499) 632-69-81</w:t>
     </w:r>
     <w:r>
       <w:t xml:space="preserve"> · </w:t>
     </w:r>
     <w:r>
-      <w:t xml:space="preserve">volkov@bk.ru</w:t>
+      <w:t xml:space="preserve">volkov@mail.ru</w:t>
     </w:r>
   </w:p>
 </w:hdr>

--- a/tests/corpus_v2/docs/cx_services_0020.docx
+++ b/tests/corpus_v2/docs/cx_services_0020.docx
@@ -54,199 +54,199 @@
         <w:t xml:space="preserve">паспорт </w:t>
       </w:r>
       <w:r>
-        <w:t xml:space="preserve">84 16 045986</w:t>
+        <w:t xml:space="preserve">58 20 565628</w:t>
       </w:r>
       <w:r>
         <w:t xml:space="preserve">, выдан </w:t>
       </w:r>
       <w:r>
+        <w:t xml:space="preserve">ГУ МВД России по г. Москве</w:t>
+      </w:r>
+      <w:r>
+        <w:t xml:space="preserve"> </w:t>
+      </w:r>
+      <w:r>
+        <w:t xml:space="preserve">26.09.2014</w:t>
+      </w:r>
+      <w:r>
+        <w:t xml:space="preserve">, код подразделения </w:t>
+      </w:r>
+      <w:r>
+        <w:t xml:space="preserve">507-161</w:t>
+      </w:r>
+      <w:r>
+        <w:t xml:space="preserve">, именуемый в дальнейшем «Исполнитель»</w:t>
+      </w:r>
+      <w:r>
+        <w:t xml:space="preserve">, с одной стороны, и </w:t>
+      </w:r>
+      <w:r>
+        <w:t xml:space="preserve">Белов Роман Дмитриевич</w:t>
+      </w:r>
+      <w:r>
+        <w:t xml:space="preserve">, </w:t>
+      </w:r>
+      <w:r>
+        <w:t xml:space="preserve">паспорт </w:t>
+      </w:r>
+      <w:r>
+        <w:t xml:space="preserve">54 07 302566</w:t>
+      </w:r>
+      <w:r>
+        <w:t xml:space="preserve">, выдан </w:t>
+      </w:r>
+      <w:r>
         <w:t xml:space="preserve">ТП № 2 ОУФМС России по Московской обл.</w:t>
       </w:r>
       <w:r>
         <w:t xml:space="preserve"> </w:t>
       </w:r>
       <w:r>
-        <w:t xml:space="preserve">06.10.2008</w:t>
+        <w:t xml:space="preserve">02.01.2014</w:t>
       </w:r>
       <w:r>
         <w:t xml:space="preserve">, код подразделения </w:t>
       </w:r>
       <w:r>
-        <w:t xml:space="preserve">856-124</w:t>
-      </w:r>
-      <w:r>
-        <w:t xml:space="preserve">, именуемый в дальнейшем «Исполнитель»</w:t>
-      </w:r>
-      <w:r>
-        <w:t xml:space="preserve">, с одной стороны, и </w:t>
-      </w:r>
-      <w:r>
-        <w:t xml:space="preserve">Белов Роман Дмитриевич</w:t>
+        <w:t xml:space="preserve">648-695</w:t>
+      </w:r>
+      <w:r>
+        <w:t xml:space="preserve">, именуемый в дальнейшем «Заказчик»</w:t>
+      </w:r>
+      <w:r>
+        <w:t xml:space="preserve">, с другой стороны, совместно именуемые «Стороны», заключили настоящий Договор № </w:t>
+      </w:r>
+      <w:r>
+        <w:t xml:space="preserve">73/2025-Д</w:t>
+      </w:r>
+      <w:r>
+        <w:t xml:space="preserve"> (далее — Договор) о нижеследующем:</w:t>
+      </w:r>
+    </w:p>
+    <w:p/>
+    <w:p>
+      <w:r>
+        <w:rPr>
+          <w:b/>
+        </w:rPr>
+        <w:t xml:space="preserve">1. ПРЕДМЕТ ДОГОВОРА</w:t>
+      </w:r>
+    </w:p>
+    <w:p>
+      <w:r>
+        <w:t xml:space="preserve">1.1. </w:t>
+      </w:r>
+      <w:r>
+        <w:t xml:space="preserve">Исполнитель обязуется по заданию Заказчика оказать услуги, а Заказчик обязуется оплатить эти услуги.</w:t>
+      </w:r>
+    </w:p>
+    <w:p>
+      <w:r>
+        <w:t xml:space="preserve">1.2. </w:t>
+      </w:r>
+      <w:r>
+        <w:t xml:space="preserve">Перечень, объём и сроки оказания услуг согласовываются Сторонами в заданиях, оформляемых в письменной форме.</w:t>
+      </w:r>
+    </w:p>
+    <w:p>
+      <w:r>
+        <w:t xml:space="preserve">1.3. </w:t>
+      </w:r>
+      <w:r>
+        <w:t xml:space="preserve">Услуги считаются оказанными после подписания Сторонами акта сдачи-приёмки. Срок оплаты — </w:t>
+      </w:r>
+      <w:r>
+        <w:t xml:space="preserve">в течение 3 дней с момента поступления денежных средств на расчетный счет</w:t>
+      </w:r>
+      <w:r>
+        <w:t xml:space="preserve">.</w:t>
+      </w:r>
+    </w:p>
+    <w:p>
+      <w:r>
+        <w:t xml:space="preserve">1.4. </w:t>
+      </w:r>
+      <w:r>
+        <w:t xml:space="preserve">Заказчик вправе в любое время проверять ход и качество оказываемых услуг, не вмешиваясь в деятельность Исполнителя.</w:t>
+      </w:r>
+    </w:p>
+    <w:p/>
+    <w:p>
+      <w:r>
+        <w:rPr>
+          <w:b/>
+        </w:rPr>
+        <w:t xml:space="preserve">2. ЦЕНА И ПОРЯДОК РАСЧЁТОВ</w:t>
+      </w:r>
+    </w:p>
+    <w:p>
+      <w:r>
+        <w:t xml:space="preserve">2.1. Общая цена Договора: </w:t>
+      </w:r>
+      <w:r>
+        <w:t xml:space="preserve">не более 275 000 (Двухсот семидесяти пяти тысяч) рублей 0 коп.</w:t>
+      </w:r>
+      <w:r>
+        <w:t xml:space="preserve">, НДС не облагается, т.к. применяется УСН</w:t>
+      </w:r>
+      <w:r>
+        <w:t xml:space="preserve">.</w:t>
+      </w:r>
+    </w:p>
+    <w:p>
+      <w:r>
+        <w:t xml:space="preserve">2.2. Налог: </w:t>
+      </w:r>
+      <w:r>
+        <w:t xml:space="preserve">0,2 (двух десятых) процента за каждый день просрочки</w:t>
+      </w:r>
+      <w:r>
+        <w:t xml:space="preserve">.</w:t>
+      </w:r>
+    </w:p>
+    <w:p>
+      <w:r>
+        <w:t xml:space="preserve">2.3. Срок оплаты — </w:t>
+      </w:r>
+      <w:r>
+        <w:t xml:space="preserve">в течение тридцати календарных дней с момента заключения контракта</w:t>
+      </w:r>
+      <w:r>
+        <w:t xml:space="preserve">.</w:t>
+      </w:r>
+    </w:p>
+    <w:p>
+      <w:r>
+        <w:t xml:space="preserve">2.4. </w:t>
+      </w:r>
+      <w:r>
+        <w:t xml:space="preserve">Товар поставляется в соответствии с </w:t>
+      </w:r>
+      <w:r>
+        <w:t xml:space="preserve">ГОСТ 7.32-2017</w:t>
+      </w:r>
+      <w:r>
+        <w:t xml:space="preserve">, артикул </w:t>
+      </w:r>
+      <w:r>
+        <w:t xml:space="preserve">RM-6614-93</w:t>
+      </w:r>
+      <w:r>
+        <w:t xml:space="preserve">, код </w:t>
+      </w:r>
+      <w:r>
+        <w:t xml:space="preserve">ОКВЭД 46.90</w:t>
+      </w:r>
+      <w:r>
+        <w:t xml:space="preserve">. Оплата по </w:t>
+      </w:r>
+      <w:r>
+        <w:t xml:space="preserve">КБК 18210101011011000110</w:t>
       </w:r>
       <w:r>
         <w:t xml:space="preserve">, </w:t>
       </w:r>
       <w:r>
-        <w:t xml:space="preserve">паспорт </w:t>
-      </w:r>
-      <w:r>
-        <w:t xml:space="preserve">07 03 940430</w:t>
-      </w:r>
-      <w:r>
-        <w:t xml:space="preserve">, выдан </w:t>
-      </w:r>
-      <w:r>
-        <w:t xml:space="preserve">ТП № 2 ОУФМС России по Московской обл.</w:t>
-      </w:r>
-      <w:r>
-        <w:t xml:space="preserve"> </w:t>
-      </w:r>
-      <w:r>
-        <w:t xml:space="preserve">02.01.2014</w:t>
-      </w:r>
-      <w:r>
-        <w:t xml:space="preserve">, код подразделения </w:t>
-      </w:r>
-      <w:r>
-        <w:t xml:space="preserve">526-648</w:t>
-      </w:r>
-      <w:r>
-        <w:t xml:space="preserve">, именуемый в дальнейшем «Заказчик»</w:t>
-      </w:r>
-      <w:r>
-        <w:t xml:space="preserve">, с другой стороны, совместно именуемые «Стороны», заключили настоящий Договор № </w:t>
-      </w:r>
-      <w:r>
-        <w:t xml:space="preserve">73/2025-Д</w:t>
-      </w:r>
-      <w:r>
-        <w:t xml:space="preserve"> (далее — Договор) о нижеследующем:</w:t>
-      </w:r>
-    </w:p>
-    <w:p/>
-    <w:p>
-      <w:r>
-        <w:rPr>
-          <w:b/>
-        </w:rPr>
-        <w:t xml:space="preserve">1. ПРЕДМЕТ ДОГОВОРА</w:t>
-      </w:r>
-    </w:p>
-    <w:p>
-      <w:r>
-        <w:t xml:space="preserve">1.1. </w:t>
-      </w:r>
-      <w:r>
-        <w:t xml:space="preserve">Исполнитель обязуется по заданию Заказчика оказать услуги, а Заказчик обязуется оплатить эти услуги.</w:t>
-      </w:r>
-    </w:p>
-    <w:p>
-      <w:r>
-        <w:t xml:space="preserve">1.2. </w:t>
-      </w:r>
-      <w:r>
-        <w:t xml:space="preserve">Перечень, объём и сроки оказания услуг согласовываются Сторонами в заданиях, оформляемых в письменной форме.</w:t>
-      </w:r>
-    </w:p>
-    <w:p>
-      <w:r>
-        <w:t xml:space="preserve">1.3. </w:t>
-      </w:r>
-      <w:r>
-        <w:t xml:space="preserve">Услуги считаются оказанными после подписания Сторонами акта сдачи-приёмки. Срок оплаты — </w:t>
-      </w:r>
-      <w:r>
-        <w:t xml:space="preserve">в течение 3 дней с момента поступления денежных средств на расчетный счет</w:t>
-      </w:r>
-      <w:r>
-        <w:t xml:space="preserve">.</w:t>
-      </w:r>
-    </w:p>
-    <w:p>
-      <w:r>
-        <w:t xml:space="preserve">1.4. </w:t>
-      </w:r>
-      <w:r>
-        <w:t xml:space="preserve">Заказчик вправе в любое время проверять ход и качество оказываемых услуг, не вмешиваясь в деятельность Исполнителя.</w:t>
-      </w:r>
-    </w:p>
-    <w:p/>
-    <w:p>
-      <w:r>
-        <w:rPr>
-          <w:b/>
-        </w:rPr>
-        <w:t xml:space="preserve">2. ЦЕНА И ПОРЯДОК РАСЧЁТОВ</w:t>
-      </w:r>
-    </w:p>
-    <w:p>
-      <w:r>
-        <w:t xml:space="preserve">2.1. Общая цена Договора: </w:t>
-      </w:r>
-      <w:r>
-        <w:t xml:space="preserve">не более 275 000 (Двухсот семидесяти пяти тысяч) рублей 0 коп.</w:t>
-      </w:r>
-      <w:r>
-        <w:t xml:space="preserve">, НДС не облагается, т.к. применяется УСН</w:t>
-      </w:r>
-      <w:r>
-        <w:t xml:space="preserve">.</w:t>
-      </w:r>
-    </w:p>
-    <w:p>
-      <w:r>
-        <w:t xml:space="preserve">2.2. Налог: </w:t>
-      </w:r>
-      <w:r>
-        <w:t xml:space="preserve">0,2 (двух десятых) процента за каждый день просрочки</w:t>
-      </w:r>
-      <w:r>
-        <w:t xml:space="preserve">.</w:t>
-      </w:r>
-    </w:p>
-    <w:p>
-      <w:r>
-        <w:t xml:space="preserve">2.3. Срок оплаты — </w:t>
-      </w:r>
-      <w:r>
-        <w:t xml:space="preserve">в течение тридцати календарных дней с момента заключения контракта</w:t>
-      </w:r>
-      <w:r>
-        <w:t xml:space="preserve">.</w:t>
-      </w:r>
-    </w:p>
-    <w:p>
-      <w:r>
-        <w:t xml:space="preserve">2.4. </w:t>
-      </w:r>
-      <w:r>
-        <w:t xml:space="preserve">Товар поставляется в соответствии с </w:t>
-      </w:r>
-      <w:r>
-        <w:t xml:space="preserve">ГОСТ 7.32-2017</w:t>
-      </w:r>
-      <w:r>
-        <w:t xml:space="preserve">, артикул </w:t>
-      </w:r>
-      <w:r>
-        <w:t xml:space="preserve">RM-6614-93</w:t>
-      </w:r>
-      <w:r>
-        <w:t xml:space="preserve">, код </w:t>
-      </w:r>
-      <w:r>
-        <w:t xml:space="preserve">ОКВЭД 46.90</w:t>
-      </w:r>
-      <w:r>
-        <w:t xml:space="preserve">. Оплата по </w:t>
-      </w:r>
-      <w:r>
-        <w:t xml:space="preserve">КБК 18210101011011000110</w:t>
-      </w:r>
-      <w:r>
-        <w:t xml:space="preserve">, </w:t>
-      </w:r>
-      <w:r>
         <w:t xml:space="preserve">ОКТМО 45382000</w:t>
       </w:r>
       <w:r>
@@ -286,10 +286,16 @@
         <w:t xml:space="preserve">МКАС при ТПП РФ</w:t>
       </w:r>
       <w:r>
+        <w:t xml:space="preserve">. Товар отгружается с сопроводительным документом паспорт качества № </w:t>
+      </w:r>
+      <w:r>
+        <w:t xml:space="preserve">36 07 763954</w:t>
+      </w:r>
+      <w:r>
         <w:t xml:space="preserve">. Цена — </w:t>
       </w:r>
       <w:r>
-        <w:t xml:space="preserve">296002 рубля</w:t>
+        <w:t xml:space="preserve">6120002 рубля</w:t>
       </w:r>
       <w:r>
         <w:t xml:space="preserve">.</w:t>
@@ -309,7 +315,7 @@
         <w:t xml:space="preserve">3.1. Место исполнения обязательств: </w:t>
       </w:r>
       <w:r>
-        <w:t xml:space="preserve">394000, г. Воронеж, бул. Профсоюзная, д. 7, кв. 127</w:t>
+        <w:t xml:space="preserve">101000, г. Москва, просп. Лесная, д. 15, кв. 23</w:t>
       </w:r>
       <w:r>
         <w:t xml:space="preserve">.</w:t>
@@ -326,7 +332,7 @@
         <w:t xml:space="preserve"> по телефону </w:t>
       </w:r>
       <w:r>
-        <w:t xml:space="preserve">+7 (499) 913-24-21</w:t>
+        <w:t xml:space="preserve">+7 (812) 290-81-46</w:t>
       </w:r>
       <w:r>
         <w:t xml:space="preserve">.</w:t>
@@ -337,7 +343,7 @@
         <w:t xml:space="preserve">3.3. Срок исполнения обязательств — </w:t>
       </w:r>
       <w:r>
-        <w:t xml:space="preserve">в течение 14 (Четырнадцати) дней с момента подписания акта</w:t>
+        <w:t xml:space="preserve">в течение 3 (Трёх) дней с момента подписания акта</w:t>
       </w:r>
       <w:r>
         <w:t xml:space="preserve">.</w:t>
@@ -396,7 +402,7 @@
         <w:t xml:space="preserve">Сторона, для которой создалась невозможность исполнения, обязана уведомить другую Сторону. Срок уведомления — </w:t>
       </w:r>
       <w:r>
-        <w:t xml:space="preserve">не позднее 06.12.2026</w:t>
+        <w:t xml:space="preserve">не позднее 12.11.2025</w:t>
       </w:r>
       <w:r>
         <w:t xml:space="preserve">.</w:t>
@@ -410,7 +416,7 @@
         <w:t xml:space="preserve">Все споры и разногласия решаются путём переговоров. Претензионный порядок обязателен, срок ответа на претензию — </w:t>
       </w:r>
       <w:r>
-        <w:t xml:space="preserve">в течение трех рабочих дней с момента поступления денежных средств на расчетный счет</w:t>
+        <w:t xml:space="preserve">в течение семи рабочих дней с момента поступления денежных средств на расчетный счет</w:t>
       </w:r>
       <w:r>
         <w:t xml:space="preserve">.</w:t>
@@ -435,10 +441,10 @@
         <w:rPr>
           <w:b/>
         </w:rPr>
-        <w:t xml:space="preserve">48Ф-88</w:t>
-      </w:r>
-      <w:r>
-        <w:t xml:space="preserve">961/14-160Д</w:t>
+        <w:t xml:space="preserve">46Ф-39</w:t>
+      </w:r>
+      <w:r>
+        <w:t xml:space="preserve">700/23-300Д</w:t>
       </w:r>
       <w:r>
         <w:t xml:space="preserve">.</w:t>
@@ -452,10 +458,10 @@
         <w:rPr>
           <w:b/>
         </w:rPr>
-        <w:t xml:space="preserve">не менее 309</w:t>
-      </w:r>
-      <w:r>
-        <w:t xml:space="preserve">000,9 (Трёхсот девяти тысяч) RUB</w:t>
+        <w:t xml:space="preserve">не менее 103</w:t>
+      </w:r>
+      <w:r>
+        <w:t xml:space="preserve">000,7 (Ста трёх тысяч) RUB</w:t>
       </w:r>
       <w:r>
         <w:t xml:space="preserve">.</w:t>
@@ -506,7 +512,7 @@
           </w:tcPr>
           <w:p>
             <w:r>
-              <w:t xml:space="preserve">в течение 2</w:t>
+              <w:t xml:space="preserve">в течение 1</w:t>
             </w:r>
           </w:p>
         </w:tc>
@@ -516,7 +522,7 @@
           </w:tcPr>
           <w:p>
             <w:r>
-              <w:t xml:space="preserve">0 (Двадцати) банковских дней</w:t>
+              <w:t xml:space="preserve">4 (Четырнадцати) банковских дней</w:t>
             </w:r>
           </w:p>
         </w:tc>
@@ -546,7 +552,7 @@
         <w:fldChar w:fldCharType="separate"/>
       </w:r>
       <w:r>
-        <w:t xml:space="preserve">в течение трех месяцев с даты подписания Сторонами акта сдачи-приемки оказанных услуг</w:t>
+        <w:t xml:space="preserve">в течение двадцати четырех месяцев с даты подписания Сторонами акта сдачи-приемки оказанных услуг</w:t>
       </w:r>
       <w:r>
         <w:fldChar w:fldCharType="end"/>
@@ -603,7 +609,7 @@
               <w:t xml:space="preserve">Дата рождения: </w:t>
             </w:r>
             <w:r>
-              <w:t xml:space="preserve">13.10.1987</w:t>
+              <w:t xml:space="preserve">27.09.1998</w:t>
             </w:r>
           </w:p>
           <w:p>
@@ -611,7 +617,7 @@
               <w:t xml:space="preserve">Адрес регистрации: </w:t>
             </w:r>
             <w:r>
-              <w:t xml:space="preserve">344002, г. Ростов-на-Дону, ул. Октябрьская, д. 54, кв. 40</w:t>
+              <w:t xml:space="preserve">170100, г. Тверь, проезд Октябрьская, д. 48, кв. 144</w:t>
             </w:r>
           </w:p>
           <w:p>
@@ -619,16 +625,16 @@
               <w:t xml:space="preserve">Паспорт </w:t>
             </w:r>
             <w:r>
-              <w:t xml:space="preserve">84 16 045986</w:t>
-            </w:r>
-            <w:r>
-              <w:t xml:space="preserve">, выдан ТП № 2 ОУФМС России по Московской обл. 06.10.2008</w:t>
+              <w:t xml:space="preserve">58 20 565628</w:t>
+            </w:r>
+            <w:r>
+              <w:t xml:space="preserve">, выдан ГУ МВД России по г. Москве 26.09.2014</w:t>
             </w:r>
             <w:r>
               <w:t xml:space="preserve">, код подразделения </w:t>
             </w:r>
             <w:r>
-              <w:t xml:space="preserve">856-124</w:t>
+              <w:t xml:space="preserve">507-161</w:t>
             </w:r>
           </w:p>
           <w:p>
@@ -636,13 +642,13 @@
               <w:t xml:space="preserve">СНИЛС </w:t>
             </w:r>
             <w:r>
-              <w:t xml:space="preserve">415-602-747 58</w:t>
+              <w:t xml:space="preserve">602-747-701 79</w:t>
             </w:r>
             <w:r>
               <w:t xml:space="preserve"> ИНН </w:t>
             </w:r>
             <w:r>
-              <w:t xml:space="preserve">798346644338</w:t>
+              <w:t xml:space="preserve">346644341533</w:t>
             </w:r>
           </w:p>
           <w:p>
@@ -650,7 +656,7 @@
               <w:t xml:space="preserve">Тел.: </w:t>
             </w:r>
             <w:r>
-              <w:t xml:space="preserve">+7 (812) 974-57-81</w:t>
+              <w:t xml:space="preserve">+7 (812) 323-77-84</w:t>
             </w:r>
           </w:p>
           <w:p>
@@ -658,7 +664,7 @@
               <w:t xml:space="preserve">E-mail: </w:t>
             </w:r>
             <w:r>
-              <w:t xml:space="preserve">volkov@corp-tehno.ru</w:t>
+              <w:t xml:space="preserve">volkov@sibtrans.ru</w:t>
             </w:r>
           </w:p>
           <w:p/>
@@ -701,7 +707,7 @@
               <w:t xml:space="preserve">Адрес регистрации: </w:t>
             </w:r>
             <w:r>
-              <w:t xml:space="preserve">420111, г. Казань, наб. Полевая, д. 75, кв. 164</w:t>
+              <w:t xml:space="preserve">143400, г. Красногорск, ш. Промышленная, д. 42, кв. 44</w:t>
             </w:r>
           </w:p>
           <w:p>
@@ -709,7 +715,7 @@
               <w:t xml:space="preserve">Паспорт </w:t>
             </w:r>
             <w:r>
-              <w:t xml:space="preserve">07 03 940430</w:t>
+              <w:t xml:space="preserve">54 07 302566</w:t>
             </w:r>
             <w:r>
               <w:t xml:space="preserve">, выдан ТП № 2 ОУФМС России по Московской обл. 02.01.2014</w:t>
@@ -718,7 +724,7 @@
               <w:t xml:space="preserve">, код подразделения </w:t>
             </w:r>
             <w:r>
-              <w:t xml:space="preserve">526-648</w:t>
+              <w:t xml:space="preserve">648-695</w:t>
             </w:r>
           </w:p>
           <w:p>
@@ -726,13 +732,13 @@
               <w:t xml:space="preserve">СНИЛС </w:t>
             </w:r>
             <w:r>
-              <w:t xml:space="preserve">819-502-179 05</w:t>
+              <w:t xml:space="preserve">502-179-018 45</w:t>
             </w:r>
             <w:r>
               <w:t xml:space="preserve"> ИНН </w:t>
             </w:r>
             <w:r>
-              <w:t xml:space="preserve">634737393388</w:t>
+              <w:t xml:space="preserve">737393381968</w:t>
             </w:r>
           </w:p>
           <w:p>
@@ -740,7 +746,7 @@
               <w:t xml:space="preserve">Тел.: </w:t>
             </w:r>
             <w:r>
-              <w:t xml:space="preserve">+7 (846) 610-58-82</w:t>
+              <w:t xml:space="preserve">+7 (383) 576-81-22</w:t>
             </w:r>
           </w:p>
           <w:p>
@@ -748,7 +754,7 @@
               <w:t xml:space="preserve">E-mail: </w:t>
             </w:r>
             <w:r>
-              <w:t xml:space="preserve">belov@list.ru</w:t>
+              <w:t xml:space="preserve">belov@yandex.ru</w:t>
             </w:r>
           </w:p>
           <w:p/>
@@ -808,13 +814,13 @@
       <w:t xml:space="preserve">Исполнитель документа: </w:t>
     </w:r>
     <w:r>
-      <w:t xml:space="preserve">Голубев А. И.</w:t>
+      <w:t xml:space="preserve">Лебедева Н. П.</w:t>
     </w:r>
     <w:r>
       <w:t xml:space="preserve">, тел. </w:t>
     </w:r>
     <w:r>
-      <w:t xml:space="preserve">8(846)6614340</w:t>
+      <w:t xml:space="preserve">8(846)9834596</w:t>
     </w:r>
   </w:p>
 </w:ftr>
@@ -827,13 +833,13 @@
       <w:t xml:space="preserve">ИП Волков А. П. · </w:t>
     </w:r>
     <w:r>
-      <w:t xml:space="preserve">+7 (499) 632-69-81</w:t>
+      <w:t xml:space="preserve">+7 (843) 541-10-96</w:t>
     </w:r>
     <w:r>
       <w:t xml:space="preserve"> · </w:t>
     </w:r>
     <w:r>
-      <w:t xml:space="preserve">volkov@mail.ru</w:t>
+      <w:t xml:space="preserve">volkov@bk.ru</w:t>
     </w:r>
   </w:p>
 </w:hdr>

--- a/tests/corpus_v2/docs/cx_services_0020.docx
+++ b/tests/corpus_v2/docs/cx_services_0020.docx
@@ -292,10 +292,46 @@
         <w:t xml:space="preserve">36 07 763954</w:t>
       </w:r>
       <w:r>
+        <w:t xml:space="preserve">. К партии приложен паспорт изделия № </w:t>
+      </w:r>
+      <w:r>
+        <w:t xml:space="preserve">76 13 051673</w:t>
+      </w:r>
+      <w:r>
+        <w:t xml:space="preserve">. Оборудование поставляется с паспортом транспортного средства № </w:t>
+      </w:r>
+      <w:r>
+        <w:t xml:space="preserve">64 08 833208</w:t>
+      </w:r>
+      <w:r>
+        <w:t xml:space="preserve">. Приёмка производится согласно техническому паспорту </w:t>
+      </w:r>
+      <w:r>
+        <w:t xml:space="preserve">15 03 289020</w:t>
+      </w:r>
+      <w:r>
+        <w:t xml:space="preserve">. СНИЛС не указан, номер заказа </w:t>
+      </w:r>
+      <w:r>
+        <w:t xml:space="preserve">191-764-572 36</w:t>
+      </w:r>
+      <w:r>
+        <w:t xml:space="preserve">. Дата рождения не проставлена, документ выдан </w:t>
+      </w:r>
+      <w:r>
+        <w:t xml:space="preserve">02.06.2017</w:t>
+      </w:r>
+      <w:r>
+        <w:t xml:space="preserve">. Код подразделения, см. артикул </w:t>
+      </w:r>
+      <w:r>
+        <w:t xml:space="preserve">160-367</w:t>
+      </w:r>
+      <w:r>
         <w:t xml:space="preserve">. Цена — </w:t>
       </w:r>
       <w:r>
-        <w:t xml:space="preserve">6120002 рубля</w:t>
+        <w:t xml:space="preserve">8330002 рубля</w:t>
       </w:r>
       <w:r>
         <w:t xml:space="preserve">.</w:t>
@@ -315,7 +351,7 @@
         <w:t xml:space="preserve">3.1. Место исполнения обязательств: </w:t>
       </w:r>
       <w:r>
-        <w:t xml:space="preserve">101000, г. Москва, просп. Лесная, д. 15, кв. 23</w:t>
+        <w:t xml:space="preserve">141300, г. Сергиев Посад, пер. Строителей, д. 31, кв. 146</w:t>
       </w:r>
       <w:r>
         <w:t xml:space="preserve">.</w:t>
@@ -332,7 +368,7 @@
         <w:t xml:space="preserve"> по телефону </w:t>
       </w:r>
       <w:r>
-        <w:t xml:space="preserve">+7 (812) 290-81-46</w:t>
+        <w:t xml:space="preserve">+7 (812) 193-11-67</w:t>
       </w:r>
       <w:r>
         <w:t xml:space="preserve">.</w:t>
@@ -343,7 +379,7 @@
         <w:t xml:space="preserve">3.3. Срок исполнения обязательств — </w:t>
       </w:r>
       <w:r>
-        <w:t xml:space="preserve">в течение 3 (Трёх) дней с момента подписания акта</w:t>
+        <w:t xml:space="preserve">в течение 14 (Четырнадцати) дней с момента подписания акта</w:t>
       </w:r>
       <w:r>
         <w:t xml:space="preserve">.</w:t>
@@ -402,7 +438,7 @@
         <w:t xml:space="preserve">Сторона, для которой создалась невозможность исполнения, обязана уведомить другую Сторону. Срок уведомления — </w:t>
       </w:r>
       <w:r>
-        <w:t xml:space="preserve">не позднее 12.11.2025</w:t>
+        <w:t xml:space="preserve">не позднее 03.07.2025</w:t>
       </w:r>
       <w:r>
         <w:t xml:space="preserve">.</w:t>
@@ -416,7 +452,7 @@
         <w:t xml:space="preserve">Все споры и разногласия решаются путём переговоров. Претензионный порядок обязателен, срок ответа на претензию — </w:t>
       </w:r>
       <w:r>
-        <w:t xml:space="preserve">в течение семи рабочих дней с момента поступления денежных средств на расчетный счет</w:t>
+        <w:t xml:space="preserve">в течение четырнадцати рабочих дней с момента поступления денежных средств на расчетный счет</w:t>
       </w:r>
       <w:r>
         <w:t xml:space="preserve">.</w:t>
@@ -441,10 +477,10 @@
         <w:rPr>
           <w:b/>
         </w:rPr>
-        <w:t xml:space="preserve">46Ф-39</w:t>
-      </w:r>
-      <w:r>
-        <w:t xml:space="preserve">700/23-300Д</w:t>
+        <w:t xml:space="preserve">48Ф-73</w:t>
+      </w:r>
+      <w:r>
+        <w:t xml:space="preserve">273/18-964Д</w:t>
       </w:r>
       <w:r>
         <w:t xml:space="preserve">.</w:t>
@@ -458,10 +494,10 @@
         <w:rPr>
           <w:b/>
         </w:rPr>
-        <w:t xml:space="preserve">не менее 103</w:t>
-      </w:r>
-      <w:r>
-        <w:t xml:space="preserve">000,7 (Ста трёх тысяч) RUB</w:t>
+        <w:t xml:space="preserve">не менее 6050</w:t>
+      </w:r>
+      <w:r>
+        <w:t xml:space="preserve">0000,7 (Шестидесяти миллионов пятисот тысяч) RUB</w:t>
       </w:r>
       <w:r>
         <w:t xml:space="preserve">.</w:t>
@@ -512,7 +548,7 @@
           </w:tcPr>
           <w:p>
             <w:r>
-              <w:t xml:space="preserve">в течение 1</w:t>
+              <w:t xml:space="preserve">в течение 3</w:t>
             </w:r>
           </w:p>
         </w:tc>
@@ -522,7 +558,7 @@
           </w:tcPr>
           <w:p>
             <w:r>
-              <w:t xml:space="preserve">4 (Четырнадцати) банковских дней</w:t>
+              <w:t xml:space="preserve">0 (Тридцати) банковских дней</w:t>
             </w:r>
           </w:p>
         </w:tc>
@@ -552,7 +588,7 @@
         <w:fldChar w:fldCharType="separate"/>
       </w:r>
       <w:r>
-        <w:t xml:space="preserve">в течение двадцати четырех месяцев с даты подписания Сторонами акта сдачи-приемки оказанных услуг</w:t>
+        <w:t xml:space="preserve">в течение шести месяцев с даты подписания Сторонами акта сдачи-приемки оказанных услуг</w:t>
       </w:r>
       <w:r>
         <w:fldChar w:fldCharType="end"/>
@@ -617,7 +653,7 @@
               <w:t xml:space="preserve">Адрес регистрации: </w:t>
             </w:r>
             <w:r>
-              <w:t xml:space="preserve">170100, г. Тверь, проезд Октябрьская, д. 48, кв. 144</w:t>
+              <w:t xml:space="preserve">603000, г. Нижний Новгород, ш. Космонавтов, д. 13, кв. 197</w:t>
             </w:r>
           </w:p>
           <w:p>
@@ -656,7 +692,7 @@
               <w:t xml:space="preserve">Тел.: </w:t>
             </w:r>
             <w:r>
-              <w:t xml:space="preserve">+7 (812) 323-77-84</w:t>
+              <w:t xml:space="preserve">+7 (383) 897-27-66</w:t>
             </w:r>
           </w:p>
           <w:p>
@@ -664,7 +700,7 @@
               <w:t xml:space="preserve">E-mail: </w:t>
             </w:r>
             <w:r>
-              <w:t xml:space="preserve">volkov@sibtrans.ru</w:t>
+              <w:t xml:space="preserve">volkov@inbox.ru</w:t>
             </w:r>
           </w:p>
           <w:p/>
@@ -707,7 +743,7 @@
               <w:t xml:space="preserve">Адрес регистрации: </w:t>
             </w:r>
             <w:r>
-              <w:t xml:space="preserve">143400, г. Красногорск, ш. Промышленная, д. 42, кв. 44</w:t>
+              <w:t xml:space="preserve">101000, г. Москва, пер. Тверская, д. 31, кв. 106</w:t>
             </w:r>
           </w:p>
           <w:p>
@@ -746,7 +782,7 @@
               <w:t xml:space="preserve">Тел.: </w:t>
             </w:r>
             <w:r>
-              <w:t xml:space="preserve">+7 (383) 576-81-22</w:t>
+              <w:t xml:space="preserve">+7 (846) 854-45-96</w:t>
             </w:r>
           </w:p>
           <w:p>
@@ -814,13 +850,13 @@
       <w:t xml:space="preserve">Исполнитель документа: </w:t>
     </w:r>
     <w:r>
-      <w:t xml:space="preserve">Лебедева Н. П.</w:t>
+      <w:t xml:space="preserve">Морозов Р. П.</w:t>
     </w:r>
     <w:r>
       <w:t xml:space="preserve">, тел. </w:t>
     </w:r>
     <w:r>
-      <w:t xml:space="preserve">8(846)9834596</w:t>
+      <w:t xml:space="preserve">8(846)2315327</w:t>
     </w:r>
   </w:p>
 </w:ftr>
@@ -833,13 +869,13 @@
       <w:t xml:space="preserve">ИП Волков А. П. · </w:t>
     </w:r>
     <w:r>
-      <w:t xml:space="preserve">+7 (843) 541-10-96</w:t>
+      <w:t xml:space="preserve">+7 (812) 712-52-56</w:t>
     </w:r>
     <w:r>
       <w:t xml:space="preserve"> · </w:t>
     </w:r>
     <w:r>
-      <w:t xml:space="preserve">volkov@bk.ru</w:t>
+      <w:t xml:space="preserve">volkov@sibtrans.ru</w:t>
     </w:r>
   </w:p>
 </w:hdr>

--- a/tests/corpus_v2/docs/cx_services_0020.docx
+++ b/tests/corpus_v2/docs/cx_services_0020.docx
@@ -337,192 +337,118 @@
         <w:t xml:space="preserve">.</w:t>
       </w:r>
     </w:p>
-    <w:p/>
-    <w:p>
-      <w:r>
-        <w:rPr>
-          <w:b/>
-        </w:rPr>
-        <w:t xml:space="preserve">3. МЕСТО И СРОКИ ИСПОЛНЕНИЯ</w:t>
-      </w:r>
-    </w:p>
-    <w:p>
-      <w:r>
-        <w:t xml:space="preserve">3.1. Место исполнения обязательств: </w:t>
-      </w:r>
-      <w:r>
-        <w:t xml:space="preserve">141300, г. Сергиев Посад, пер. Строителей, д. 31, кв. 146</w:t>
-      </w:r>
-      <w:r>
-        <w:t xml:space="preserve">.</w:t>
-      </w:r>
-    </w:p>
-    <w:p>
-      <w:r>
-        <w:t xml:space="preserve">3.2. Уведомления направляются </w:t>
-      </w:r>
-      <w:r>
-        <w:t xml:space="preserve">Белову Роману Дмитриевичу</w:t>
-      </w:r>
-      <w:r>
-        <w:t xml:space="preserve"> по телефону </w:t>
-      </w:r>
-      <w:r>
-        <w:t xml:space="preserve">+7 (812) 193-11-67</w:t>
-      </w:r>
-      <w:r>
-        <w:t xml:space="preserve">.</w:t>
-      </w:r>
-    </w:p>
-    <w:p>
-      <w:r>
-        <w:t xml:space="preserve">3.3. Срок исполнения обязательств — </w:t>
-      </w:r>
-      <w:r>
-        <w:t xml:space="preserve">в течение 14 (Четырнадцати) дней с момента подписания акта</w:t>
-      </w:r>
-      <w:r>
-        <w:t xml:space="preserve">.</w:t>
-      </w:r>
-    </w:p>
-    <w:p/>
-    <w:p>
-      <w:r>
-        <w:rPr>
-          <w:b/>
-        </w:rPr>
-        <w:t xml:space="preserve">4. ПРОЧИЕ УСЛОВИЯ</w:t>
-      </w:r>
-    </w:p>
-    <w:p>
-      <w:r>
-        <w:t xml:space="preserve">4.1. </w:t>
-      </w:r>
-      <w:r>
-        <w:t xml:space="preserve">Стороны несут ответственность за неисполнение или ненадлежащее исполнение обязательств в соответствии с законодательством Российской Федерации.</w:t>
-      </w:r>
-    </w:p>
-    <w:p>
-      <w:r>
-        <w:t xml:space="preserve">4.2. </w:t>
-      </w:r>
-      <w:r>
-        <w:t xml:space="preserve">Размер неустойки за нарушение сроков оплаты: </w:t>
-      </w:r>
-      <w:r>
-        <w:t xml:space="preserve">1/130 ключевой ставки ЦБ РФ от цены Договора</w:t>
-      </w:r>
-      <w:r>
-        <w:t xml:space="preserve">. Предельный размер ответственности: </w:t>
-      </w:r>
-      <w:r>
-        <w:t xml:space="preserve">1/300 ключевой ставки ЦБ РФ от стоимости неоплаченных работ</w:t>
-      </w:r>
-      <w:r>
-        <w:t xml:space="preserve">.</w:t>
-      </w:r>
-    </w:p>
-    <w:p>
-      <w:r>
-        <w:t xml:space="preserve">4.3. </w:t>
-      </w:r>
-      <w:r>
-        <w:t xml:space="preserve">Стороны освобождаются от ответственности при наступлении обстоятельств непреодолимой силы, если они прямо повлияли на исполнение обязательств.</w:t>
-      </w:r>
-    </w:p>
-    <w:p>
-      <w:r>
-        <w:t xml:space="preserve">4.4. </w:t>
-      </w:r>
-      <w:r>
-        <w:t xml:space="preserve">Сторона, для которой создалась невозможность исполнения, обязана уведомить другую Сторону. Срок уведомления — </w:t>
-      </w:r>
-      <w:r>
-        <w:t xml:space="preserve">не позднее 03.07.2025</w:t>
-      </w:r>
-      <w:r>
-        <w:t xml:space="preserve">.</w:t>
-      </w:r>
-    </w:p>
-    <w:p>
-      <w:r>
-        <w:t xml:space="preserve">4.5. </w:t>
-      </w:r>
-      <w:r>
-        <w:t xml:space="preserve">Все споры и разногласия решаются путём переговоров. Претензионный порядок обязателен, срок ответа на претензию — </w:t>
-      </w:r>
-      <w:r>
-        <w:t xml:space="preserve">в течение четырнадцати рабочих дней с момента поступления денежных средств на расчетный счет</w:t>
-      </w:r>
-      <w:r>
-        <w:t xml:space="preserve">.</w:t>
-      </w:r>
-    </w:p>
-    <w:p/>
-    <w:p/>
-    <w:p/>
-    <w:p>
-      <w:r>
-        <w:rPr>
-          <w:b/>
-        </w:rPr>
-        <w:t xml:space="preserve">9. КОНТРОЛЬНЫЕ ВЕЛИЧИНЫ</w:t>
-      </w:r>
-    </w:p>
-    <w:p>
-      <w:r>
-        <w:t xml:space="preserve">9.1. Контрольная запись: </w:t>
-      </w:r>
-      <w:r>
-        <w:rPr>
-          <w:b/>
-        </w:rPr>
-        <w:t xml:space="preserve">48Ф-73</w:t>
-      </w:r>
-      <w:r>
-        <w:t xml:space="preserve">273/18-964Д</w:t>
-      </w:r>
-      <w:r>
-        <w:t xml:space="preserve">.</w:t>
-      </w:r>
-    </w:p>
-    <w:p>
-      <w:r>
-        <w:t xml:space="preserve">9.2. Контрольная запись: </w:t>
-      </w:r>
-      <w:r>
-        <w:rPr>
-          <w:b/>
-        </w:rPr>
-        <w:t xml:space="preserve">не менее 6050</w:t>
-      </w:r>
-      <w:r>
-        <w:t xml:space="preserve">0000,7 (Шестидесяти миллионов пятисот тысяч) RUB</w:t>
-      </w:r>
-      <w:r>
-        <w:t xml:space="preserve">.</w:t>
-      </w:r>
-    </w:p>
-    <w:p>
-      <w:r>
-        <w:t xml:space="preserve">9.3. Контрольная запись: </w:t>
-      </w:r>
-      <w:r>
-        <w:rPr>
-          <w:b/>
-        </w:rPr>
-        <w:t xml:space="preserve">0,0</w:t>
-      </w:r>
-      <w:r>
-        <w:t xml:space="preserve">1 процента от общей суммы счета</w:t>
-      </w:r>
-      <w:r>
-        <w:t xml:space="preserve">.</w:t>
-      </w:r>
-    </w:p>
-    <w:p>
-      <w:r>
-        <w:t xml:space="preserve">9.4. Контрольная запись (таблица):</w:t>
+    <w:p>
+      <w:r>
+        <w:t xml:space="preserve">2.5. </w:t>
+      </w:r>
+      <w:r>
+        <w:t xml:space="preserve">Товар маркирован штрихкодом </w:t>
+      </w:r>
+      <w:r>
+        <w:t xml:space="preserve">4608526474958</w:t>
+      </w:r>
+      <w:r>
+        <w:t xml:space="preserve">. Код контрагента по ОКПО — </w:t>
+      </w:r>
+      <w:r>
+        <w:t xml:space="preserve">6742880075</w:t>
+      </w:r>
+      <w:r>
+        <w:t xml:space="preserve">. Оборудование учтено под инвентарным номером </w:t>
+      </w:r>
+      <w:r>
+        <w:t xml:space="preserve">041539136</w:t>
+      </w:r>
+      <w:r>
+        <w:t xml:space="preserve">, складской позиции присвоен номер </w:t>
+      </w:r>
+      <w:r>
+        <w:t xml:space="preserve">966262603</w:t>
+      </w:r>
+      <w:r>
+        <w:t xml:space="preserve">.</w:t>
+      </w:r>
+    </w:p>
+    <w:p>
+      <w:r>
+        <w:t xml:space="preserve">2.6. </w:t>
+      </w:r>
+      <w:r>
+        <w:t xml:space="preserve">Оплата по счёту-фактуре на КБК </w:t>
+      </w:r>
+      <w:r>
+        <w:t xml:space="preserve">18210101011011000111</w:t>
+      </w:r>
+      <w:r>
+        <w:t xml:space="preserve">. ИНН не присвоен, регистрационный № </w:t>
+      </w:r>
+      <w:r>
+        <w:t xml:space="preserve">6208757770</w:t>
+      </w:r>
+      <w:r>
+        <w:t xml:space="preserve">. ИНН не присвоен, платёжный документ № </w:t>
+      </w:r>
+      <w:r>
+        <w:t xml:space="preserve">459845185563</w:t>
+      </w:r>
+      <w:r>
+        <w:t xml:space="preserve">. Заказчик действует в лице </w:t>
+      </w:r>
+      <w:r>
+        <w:t xml:space="preserve">уполномоченного представителя</w:t>
+      </w:r>
+      <w:r>
+        <w:t xml:space="preserve">, назначаемого приказом.</w:t>
+      </w:r>
+    </w:p>
+    <w:p>
+      <w:r>
+        <w:t xml:space="preserve">2.7. </w:t>
+      </w:r>
+      <w:r>
+        <w:t xml:space="preserve">Массовая доля влаги в товаре — </w:t>
+      </w:r>
+      <w:r>
+        <w:t xml:space="preserve">не более 10 %</w:t>
+      </w:r>
+      <w:r>
+        <w:t xml:space="preserve">. Товар подлежит хранению </w:t>
+      </w:r>
+      <w:r>
+        <w:t xml:space="preserve">в течение 24 часов</w:t>
+      </w:r>
+      <w:r>
+        <w:t xml:space="preserve"> при температуре не выше +4 °C. Срок исковой давности по требованиям, вытекающим из Договора, составляет </w:t>
+      </w:r>
+      <w:r>
+        <w:t xml:space="preserve">в течение трёх лет</w:t>
+      </w:r>
+      <w:r>
+        <w:t xml:space="preserve">, как установлено статьёй 196 Гражданского кодекса Российской Федерации. Обработка данных ведётся согласно Федеральному закону от 27.07.2006 № 152-ФЗ </w:t>
+      </w:r>
+      <w:r>
+        <w:t xml:space="preserve">«О персональных данных»</w:t>
+      </w:r>
+      <w:r>
+        <w:t xml:space="preserve">. Товар поставляется под маркой </w:t>
+      </w:r>
+      <w:r>
+        <w:t xml:space="preserve">«Стандарт»</w:t>
+      </w:r>
+      <w:r>
+        <w:t xml:space="preserve">. Влажность определяется </w:t>
+      </w:r>
+      <w:r>
+        <w:t xml:space="preserve">по методу Кьельдаля</w:t>
+      </w:r>
+      <w:r>
+        <w:t xml:space="preserve">. Споры передаются на рассмотрение в Арбитражный суд </w:t>
+      </w:r>
+      <w:r>
+        <w:t xml:space="preserve">города Москвы</w:t>
+      </w:r>
+      <w:r>
+        <w:t xml:space="preserve">.</w:t>
       </w:r>
     </w:p>
     <w:tbl>
@@ -548,7 +474,7 @@
           </w:tcPr>
           <w:p>
             <w:r>
-              <w:t xml:space="preserve">в течение 3</w:t>
+              <w:t xml:space="preserve">8</w:t>
             </w:r>
           </w:p>
         </w:tc>
@@ -558,54 +484,200 @@
           </w:tcPr>
           <w:p>
             <w:r>
-              <w:t xml:space="preserve">0 (Тридцати) банковских дней</w:t>
+              <w:t xml:space="preserve">7971485058</w:t>
             </w:r>
           </w:p>
         </w:tc>
       </w:tr>
     </w:tbl>
     <w:p/>
-    <w:p/>
-    <w:p>
-      <w:r>
-        <w:rPr>
-          <w:b/>
-        </w:rPr>
-        <w:t xml:space="preserve">11. УСЛОВИЯ, ОФОРМЛЕННЫЕ СРЕДСТВАМИ РЕДАКТОРА</w:t>
-      </w:r>
-    </w:p>
-    <w:p>
-      <w:r>
-        <w:t xml:space="preserve">11.1. Срок (составное поле): </w:t>
-      </w:r>
-      <w:r>
-        <w:fldChar w:fldCharType="begin"/>
-      </w:r>
-      <w:r>
-        <w:instrText xml:space="preserve"> REF value \h </w:instrText>
-      </w:r>
-      <w:r>
-        <w:fldChar w:fldCharType="separate"/>
-      </w:r>
-      <w:r>
-        <w:t xml:space="preserve">в течение шести месяцев с даты подписания Сторонами акта сдачи-приемки оказанных услуг</w:t>
-      </w:r>
-      <w:r>
-        <w:fldChar w:fldCharType="end"/>
-      </w:r>
-      <w:r>
-        <w:t xml:space="preserve">.</w:t>
-      </w:r>
-    </w:p>
-    <w:p>
-      <w:r>
-        <w:rPr>
-          <w:b/>
-        </w:rPr>
-        <w:t xml:space="preserve">РЕКВИЗИТЫ И ПОДПИСИ СТОРОН</w:t>
-      </w:r>
-    </w:p>
-    <w:p/>
+    <w:p>
+      <w:r>
+        <w:rPr>
+          <w:b/>
+        </w:rPr>
+        <w:t xml:space="preserve">3. МЕСТО И СРОКИ ИСПОЛНЕНИЯ</w:t>
+      </w:r>
+    </w:p>
+    <w:p>
+      <w:r>
+        <w:t xml:space="preserve">3.1. Место исполнения обязательств: </w:t>
+      </w:r>
+      <w:r>
+        <w:t xml:space="preserve">141300, г. Сергиев Посад, пер. Тверская, д. 28, кв. 135</w:t>
+      </w:r>
+      <w:r>
+        <w:t xml:space="preserve">.</w:t>
+      </w:r>
+    </w:p>
+    <w:p>
+      <w:r>
+        <w:t xml:space="preserve">3.2. Уведомления направляются </w:t>
+      </w:r>
+      <w:r>
+        <w:t xml:space="preserve">Белову Роману Дмитриевичу</w:t>
+      </w:r>
+      <w:r>
+        <w:t xml:space="preserve"> по телефону </w:t>
+      </w:r>
+      <w:r>
+        <w:t xml:space="preserve">+7 (846) 695-91-73</w:t>
+      </w:r>
+      <w:r>
+        <w:t xml:space="preserve">.</w:t>
+      </w:r>
+    </w:p>
+    <w:p>
+      <w:r>
+        <w:t xml:space="preserve">3.3. Срок исполнения обязательств — </w:t>
+      </w:r>
+      <w:r>
+        <w:t xml:space="preserve">в течение 30 (Тридцати) дней с момента подписания акта</w:t>
+      </w:r>
+      <w:r>
+        <w:t xml:space="preserve">.</w:t>
+      </w:r>
+    </w:p>
+    <w:p/>
+    <w:p>
+      <w:r>
+        <w:rPr>
+          <w:b/>
+        </w:rPr>
+        <w:t xml:space="preserve">4. ПРОЧИЕ УСЛОВИЯ</w:t>
+      </w:r>
+    </w:p>
+    <w:p>
+      <w:r>
+        <w:t xml:space="preserve">4.1. </w:t>
+      </w:r>
+      <w:r>
+        <w:t xml:space="preserve">Стороны несут ответственность за неисполнение или ненадлежащее исполнение обязательств в соответствии с законодательством Российской Федерации.</w:t>
+      </w:r>
+    </w:p>
+    <w:p>
+      <w:r>
+        <w:t xml:space="preserve">4.2. </w:t>
+      </w:r>
+      <w:r>
+        <w:t xml:space="preserve">Размер неустойки за нарушение сроков оплаты: </w:t>
+      </w:r>
+      <w:r>
+        <w:t xml:space="preserve">1/130 ключевой ставки ЦБ РФ от цены Договора</w:t>
+      </w:r>
+      <w:r>
+        <w:t xml:space="preserve">. Предельный размер ответственности: </w:t>
+      </w:r>
+      <w:r>
+        <w:t xml:space="preserve">1/300 ключевой ставки ЦБ РФ от стоимости неоплаченных работ</w:t>
+      </w:r>
+      <w:r>
+        <w:t xml:space="preserve">.</w:t>
+      </w:r>
+    </w:p>
+    <w:p>
+      <w:r>
+        <w:t xml:space="preserve">4.3. </w:t>
+      </w:r>
+      <w:r>
+        <w:t xml:space="preserve">Стороны освобождаются от ответственности при наступлении обстоятельств непреодолимой силы, если они прямо повлияли на исполнение обязательств.</w:t>
+      </w:r>
+    </w:p>
+    <w:p>
+      <w:r>
+        <w:t xml:space="preserve">4.4. </w:t>
+      </w:r>
+      <w:r>
+        <w:t xml:space="preserve">Сторона, для которой создалась невозможность исполнения, обязана уведомить другую Сторону. Срок уведомления — </w:t>
+      </w:r>
+      <w:r>
+        <w:t xml:space="preserve">не позднее 19.12.2026</w:t>
+      </w:r>
+      <w:r>
+        <w:t xml:space="preserve">.</w:t>
+      </w:r>
+    </w:p>
+    <w:p>
+      <w:r>
+        <w:t xml:space="preserve">4.5. </w:t>
+      </w:r>
+      <w:r>
+        <w:t xml:space="preserve">Все споры и разногласия решаются путём переговоров. Претензионный порядок обязателен, срок ответа на претензию — </w:t>
+      </w:r>
+      <w:r>
+        <w:t xml:space="preserve">в течение семи рабочих дней с момента поступления денежных средств на расчетный счет</w:t>
+      </w:r>
+      <w:r>
+        <w:t xml:space="preserve">.</w:t>
+      </w:r>
+    </w:p>
+    <w:p/>
+    <w:p/>
+    <w:p/>
+    <w:p>
+      <w:r>
+        <w:rPr>
+          <w:b/>
+        </w:rPr>
+        <w:t xml:space="preserve">9. КОНТРОЛЬНЫЕ ВЕЛИЧИНЫ</w:t>
+      </w:r>
+    </w:p>
+    <w:p>
+      <w:r>
+        <w:t xml:space="preserve">9.1. Контрольная запись: </w:t>
+      </w:r>
+      <w:r>
+        <w:rPr>
+          <w:b/>
+        </w:rPr>
+        <w:t xml:space="preserve">67Ф-60</w:t>
+      </w:r>
+      <w:r>
+        <w:t xml:space="preserve">944/13-787Д</w:t>
+      </w:r>
+      <w:r>
+        <w:t xml:space="preserve">.</w:t>
+      </w:r>
+    </w:p>
+    <w:p>
+      <w:r>
+        <w:t xml:space="preserve">9.2. Контрольная запись: </w:t>
+      </w:r>
+      <w:r>
+        <w:rPr>
+          <w:b/>
+        </w:rPr>
+        <w:t xml:space="preserve">не менее 751</w:t>
+      </w:r>
+      <w:r>
+        <w:t xml:space="preserve">000,7 (Семисот пятидесяти одной тысячи) RUB</w:t>
+      </w:r>
+      <w:r>
+        <w:t xml:space="preserve">.</w:t>
+      </w:r>
+    </w:p>
+    <w:p>
+      <w:r>
+        <w:t xml:space="preserve">9.3. Контрольная запись: </w:t>
+      </w:r>
+      <w:r>
+        <w:rPr>
+          <w:b/>
+        </w:rPr>
+        <w:t xml:space="preserve">0,0</w:t>
+      </w:r>
+      <w:r>
+        <w:t xml:space="preserve">1 процента от общей суммы счета</w:t>
+      </w:r>
+      <w:r>
+        <w:t xml:space="preserve">.</w:t>
+      </w:r>
+    </w:p>
+    <w:p>
+      <w:r>
+        <w:t xml:space="preserve">9.4. Контрольная запись (таблица):</w:t>
+      </w:r>
+    </w:p>
     <w:tbl>
       <w:tblPr>
         <w:tblW w:w="9360" w:type="dxa"/>
@@ -629,87 +701,7 @@
           </w:tcPr>
           <w:p>
             <w:r>
-              <w:rPr>
-                <w:b/>
-              </w:rPr>
-              <w:t xml:space="preserve">Исполнитель:</w:t>
-            </w:r>
-          </w:p>
-          <w:p>
-            <w:r>
-              <w:t xml:space="preserve">Волков Алексей Петрович</w:t>
-            </w:r>
-          </w:p>
-          <w:p>
-            <w:r>
-              <w:t xml:space="preserve">Дата рождения: </w:t>
-            </w:r>
-            <w:r>
-              <w:t xml:space="preserve">27.09.1998</w:t>
-            </w:r>
-          </w:p>
-          <w:p>
-            <w:r>
-              <w:t xml:space="preserve">Адрес регистрации: </w:t>
-            </w:r>
-            <w:r>
-              <w:t xml:space="preserve">603000, г. Нижний Новгород, ш. Космонавтов, д. 13, кв. 197</w:t>
-            </w:r>
-          </w:p>
-          <w:p>
-            <w:r>
-              <w:t xml:space="preserve">Паспорт </w:t>
-            </w:r>
-            <w:r>
-              <w:t xml:space="preserve">58 20 565628</w:t>
-            </w:r>
-            <w:r>
-              <w:t xml:space="preserve">, выдан ГУ МВД России по г. Москве 26.09.2014</w:t>
-            </w:r>
-            <w:r>
-              <w:t xml:space="preserve">, код подразделения </w:t>
-            </w:r>
-            <w:r>
-              <w:t xml:space="preserve">507-161</w:t>
-            </w:r>
-          </w:p>
-          <w:p>
-            <w:r>
-              <w:t xml:space="preserve">СНИЛС </w:t>
-            </w:r>
-            <w:r>
-              <w:t xml:space="preserve">602-747-701 79</w:t>
-            </w:r>
-            <w:r>
-              <w:t xml:space="preserve"> ИНН </w:t>
-            </w:r>
-            <w:r>
-              <w:t xml:space="preserve">346644341533</w:t>
-            </w:r>
-          </w:p>
-          <w:p>
-            <w:r>
-              <w:t xml:space="preserve">Тел.: </w:t>
-            </w:r>
-            <w:r>
-              <w:t xml:space="preserve">+7 (383) 897-27-66</w:t>
-            </w:r>
-          </w:p>
-          <w:p>
-            <w:r>
-              <w:t xml:space="preserve">E-mail: </w:t>
-            </w:r>
-            <w:r>
-              <w:t xml:space="preserve">volkov@inbox.ru</w:t>
-            </w:r>
-          </w:p>
-          <w:p/>
-          <w:p>
-            <w:r>
-              <w:t xml:space="preserve">______________ </w:t>
-            </w:r>
-            <w:r>
-              <w:t xml:space="preserve">Волков А. П.</w:t>
+              <w:t xml:space="preserve">в течение 3</w:t>
             </w:r>
           </w:p>
         </w:tc>
@@ -719,6 +711,167 @@
           </w:tcPr>
           <w:p>
             <w:r>
+              <w:t xml:space="preserve">0 (Тридцати) банковских дней</w:t>
+            </w:r>
+          </w:p>
+        </w:tc>
+      </w:tr>
+    </w:tbl>
+    <w:p/>
+    <w:p/>
+    <w:p>
+      <w:r>
+        <w:rPr>
+          <w:b/>
+        </w:rPr>
+        <w:t xml:space="preserve">11. УСЛОВИЯ, ОФОРМЛЕННЫЕ СРЕДСТВАМИ РЕДАКТОРА</w:t>
+      </w:r>
+    </w:p>
+    <w:p>
+      <w:r>
+        <w:t xml:space="preserve">11.1. Срок (составное поле): </w:t>
+      </w:r>
+      <w:r>
+        <w:fldChar w:fldCharType="begin"/>
+      </w:r>
+      <w:r>
+        <w:instrText xml:space="preserve"> REF value \h </w:instrText>
+      </w:r>
+      <w:r>
+        <w:fldChar w:fldCharType="separate"/>
+      </w:r>
+      <w:r>
+        <w:t xml:space="preserve">в течение тридцати шести месяцев с даты подписания Сторонами акта сдачи-приемки оказанных услуг</w:t>
+      </w:r>
+      <w:r>
+        <w:fldChar w:fldCharType="end"/>
+      </w:r>
+      <w:r>
+        <w:t xml:space="preserve">.</w:t>
+      </w:r>
+    </w:p>
+    <w:p>
+      <w:r>
+        <w:rPr>
+          <w:b/>
+        </w:rPr>
+        <w:t xml:space="preserve">РЕКВИЗИТЫ И ПОДПИСИ СТОРОН</w:t>
+      </w:r>
+    </w:p>
+    <w:p/>
+    <w:tbl>
+      <w:tblPr>
+        <w:tblW w:w="9360" w:type="dxa"/>
+        <w:tblBorders>
+          <w:top w:val="single" w:sz="4" w:color="auto"/>
+          <w:left w:val="single" w:sz="4" w:color="auto"/>
+          <w:bottom w:val="single" w:sz="4" w:color="auto"/>
+          <w:right w:val="single" w:sz="4" w:color="auto"/>
+          <w:insideH w:val="single" w:sz="4" w:color="auto"/>
+          <w:insideV w:val="single" w:sz="4" w:color="auto"/>
+        </w:tblBorders>
+      </w:tblPr>
+      <w:tblGrid>
+        <w:gridCol w:w="4680"/>
+        <w:gridCol w:w="4680"/>
+      </w:tblGrid>
+      <w:tr>
+        <w:tc>
+          <w:tcPr>
+            <w:tcW w:w="4680" w:type="dxa"/>
+          </w:tcPr>
+          <w:p>
+            <w:r>
+              <w:rPr>
+                <w:b/>
+              </w:rPr>
+              <w:t xml:space="preserve">Исполнитель:</w:t>
+            </w:r>
+          </w:p>
+          <w:p>
+            <w:r>
+              <w:t xml:space="preserve">Волков Алексей Петрович</w:t>
+            </w:r>
+          </w:p>
+          <w:p>
+            <w:r>
+              <w:t xml:space="preserve">Дата рождения: </w:t>
+            </w:r>
+            <w:r>
+              <w:t xml:space="preserve">27.09.1998</w:t>
+            </w:r>
+          </w:p>
+          <w:p>
+            <w:r>
+              <w:t xml:space="preserve">Адрес регистрации: </w:t>
+            </w:r>
+            <w:r>
+              <w:t xml:space="preserve">141400, г. Химки, бул. Кирова, д. 81, кв. 189</w:t>
+            </w:r>
+          </w:p>
+          <w:p>
+            <w:r>
+              <w:t xml:space="preserve">Паспорт </w:t>
+            </w:r>
+            <w:r>
+              <w:t xml:space="preserve">58 20 565628</w:t>
+            </w:r>
+            <w:r>
+              <w:t xml:space="preserve">, выдан ГУ МВД России по г. Москве 26.09.2014</w:t>
+            </w:r>
+            <w:r>
+              <w:t xml:space="preserve">, код подразделения </w:t>
+            </w:r>
+            <w:r>
+              <w:t xml:space="preserve">507-161</w:t>
+            </w:r>
+          </w:p>
+          <w:p>
+            <w:r>
+              <w:t xml:space="preserve">СНИЛС </w:t>
+            </w:r>
+            <w:r>
+              <w:t xml:space="preserve">602-747-701 79</w:t>
+            </w:r>
+            <w:r>
+              <w:t xml:space="preserve"> ИНН </w:t>
+            </w:r>
+            <w:r>
+              <w:t xml:space="preserve">346644341533</w:t>
+            </w:r>
+          </w:p>
+          <w:p>
+            <w:r>
+              <w:t xml:space="preserve">Тел.: </w:t>
+            </w:r>
+            <w:r>
+              <w:t xml:space="preserve">+7 (812) 795-31-45</w:t>
+            </w:r>
+          </w:p>
+          <w:p>
+            <w:r>
+              <w:t xml:space="preserve">E-mail: </w:t>
+            </w:r>
+            <w:r>
+              <w:t xml:space="preserve">volkov@list.ru</w:t>
+            </w:r>
+          </w:p>
+          <w:p/>
+          <w:p>
+            <w:r>
+              <w:t xml:space="preserve">______________ </w:t>
+            </w:r>
+            <w:r>
+              <w:t xml:space="preserve">Волков А. П.</w:t>
+            </w:r>
+          </w:p>
+        </w:tc>
+        <w:tc>
+          <w:tcPr>
+            <w:tcW w:w="4680" w:type="dxa"/>
+          </w:tcPr>
+          <w:p>
+            <w:r>
               <w:rPr>
                 <w:b/>
               </w:rPr>
@@ -743,7 +896,7 @@
               <w:t xml:space="preserve">Адрес регистрации: </w:t>
             </w:r>
             <w:r>
-              <w:t xml:space="preserve">101000, г. Москва, пер. Тверская, д. 31, кв. 106</w:t>
+              <w:t xml:space="preserve">630099, г. Новосибирск, ул. Космонавтов, д. 38, кв. 192</w:t>
             </w:r>
           </w:p>
           <w:p>
@@ -782,7 +935,7 @@
               <w:t xml:space="preserve">Тел.: </w:t>
             </w:r>
             <w:r>
-              <w:t xml:space="preserve">+7 (846) 854-45-96</w:t>
+              <w:t xml:space="preserve">+7 (846) 806-26-53</w:t>
             </w:r>
           </w:p>
           <w:p>
@@ -850,13 +1003,13 @@
       <w:t xml:space="preserve">Исполнитель документа: </w:t>
     </w:r>
     <w:r>
-      <w:t xml:space="preserve">Морозов Р. П.</w:t>
+      <w:t xml:space="preserve">Беляев Н. О.</w:t>
     </w:r>
     <w:r>
       <w:t xml:space="preserve">, тел. </w:t>
     </w:r>
     <w:r>
-      <w:t xml:space="preserve">8(846)2315327</w:t>
+      <w:t xml:space="preserve">8(843)9939042</w:t>
     </w:r>
   </w:p>
 </w:ftr>
@@ -869,13 +1022,13 @@
       <w:t xml:space="preserve">ИП Волков А. П. · </w:t>
     </w:r>
     <w:r>
-      <w:t xml:space="preserve">+7 (812) 712-52-56</w:t>
+      <w:t xml:space="preserve">+7 (846) 372-62-94</w:t>
     </w:r>
     <w:r>
       <w:t xml:space="preserve"> · </w:t>
     </w:r>
     <w:r>
-      <w:t xml:space="preserve">volkov@sibtrans.ru</w:t>
+      <w:t xml:space="preserve">volkov@yandex.ru</w:t>
     </w:r>
   </w:p>
 </w:hdr>

--- a/tests/corpus_v2/docs/cx_services_0020.docx
+++ b/tests/corpus_v2/docs/cx_services_0020.docx
@@ -490,192 +490,32 @@
         </w:tc>
       </w:tr>
     </w:tbl>
-    <w:p/>
-    <w:p>
-      <w:r>
-        <w:rPr>
-          <w:b/>
-        </w:rPr>
-        <w:t xml:space="preserve">3. МЕСТО И СРОКИ ИСПОЛНЕНИЯ</w:t>
-      </w:r>
-    </w:p>
-    <w:p>
-      <w:r>
-        <w:t xml:space="preserve">3.1. Место исполнения обязательств: </w:t>
-      </w:r>
-      <w:r>
-        <w:t xml:space="preserve">141300, г. Сергиев Посад, пер. Тверская, д. 28, кв. 135</w:t>
-      </w:r>
-      <w:r>
-        <w:t xml:space="preserve">.</w:t>
-      </w:r>
-    </w:p>
-    <w:p>
-      <w:r>
-        <w:t xml:space="preserve">3.2. Уведомления направляются </w:t>
-      </w:r>
-      <w:r>
-        <w:t xml:space="preserve">Белову Роману Дмитриевичу</w:t>
-      </w:r>
-      <w:r>
-        <w:t xml:space="preserve"> по телефону </w:t>
-      </w:r>
-      <w:r>
-        <w:t xml:space="preserve">+7 (846) 695-91-73</w:t>
-      </w:r>
-      <w:r>
-        <w:t xml:space="preserve">.</w:t>
-      </w:r>
-    </w:p>
-    <w:p>
-      <w:r>
-        <w:t xml:space="preserve">3.3. Срок исполнения обязательств — </w:t>
-      </w:r>
-      <w:r>
-        <w:t xml:space="preserve">в течение 30 (Тридцати) дней с момента подписания акта</w:t>
-      </w:r>
-      <w:r>
-        <w:t xml:space="preserve">.</w:t>
-      </w:r>
-    </w:p>
-    <w:p/>
-    <w:p>
-      <w:r>
-        <w:rPr>
-          <w:b/>
-        </w:rPr>
-        <w:t xml:space="preserve">4. ПРОЧИЕ УСЛОВИЯ</w:t>
-      </w:r>
-    </w:p>
-    <w:p>
-      <w:r>
-        <w:t xml:space="preserve">4.1. </w:t>
-      </w:r>
-      <w:r>
-        <w:t xml:space="preserve">Стороны несут ответственность за неисполнение или ненадлежащее исполнение обязательств в соответствии с законодательством Российской Федерации.</w:t>
-      </w:r>
-    </w:p>
-    <w:p>
-      <w:r>
-        <w:t xml:space="preserve">4.2. </w:t>
-      </w:r>
-      <w:r>
-        <w:t xml:space="preserve">Размер неустойки за нарушение сроков оплаты: </w:t>
-      </w:r>
-      <w:r>
-        <w:t xml:space="preserve">1/130 ключевой ставки ЦБ РФ от цены Договора</w:t>
-      </w:r>
-      <w:r>
-        <w:t xml:space="preserve">. Предельный размер ответственности: </w:t>
-      </w:r>
-      <w:r>
-        <w:t xml:space="preserve">1/300 ключевой ставки ЦБ РФ от стоимости неоплаченных работ</w:t>
-      </w:r>
-      <w:r>
-        <w:t xml:space="preserve">.</w:t>
-      </w:r>
-    </w:p>
-    <w:p>
-      <w:r>
-        <w:t xml:space="preserve">4.3. </w:t>
-      </w:r>
-      <w:r>
-        <w:t xml:space="preserve">Стороны освобождаются от ответственности при наступлении обстоятельств непреодолимой силы, если они прямо повлияли на исполнение обязательств.</w:t>
-      </w:r>
-    </w:p>
-    <w:p>
-      <w:r>
-        <w:t xml:space="preserve">4.4. </w:t>
-      </w:r>
-      <w:r>
-        <w:t xml:space="preserve">Сторона, для которой создалась невозможность исполнения, обязана уведомить другую Сторону. Срок уведомления — </w:t>
-      </w:r>
-      <w:r>
-        <w:t xml:space="preserve">не позднее 19.12.2026</w:t>
-      </w:r>
-      <w:r>
-        <w:t xml:space="preserve">.</w:t>
-      </w:r>
-    </w:p>
-    <w:p>
-      <w:r>
-        <w:t xml:space="preserve">4.5. </w:t>
-      </w:r>
-      <w:r>
-        <w:t xml:space="preserve">Все споры и разногласия решаются путём переговоров. Претензионный порядок обязателен, срок ответа на претензию — </w:t>
-      </w:r>
-      <w:r>
-        <w:t xml:space="preserve">в течение семи рабочих дней с момента поступления денежных средств на расчетный счет</w:t>
-      </w:r>
-      <w:r>
-        <w:t xml:space="preserve">.</w:t>
-      </w:r>
-    </w:p>
-    <w:p/>
-    <w:p/>
-    <w:p/>
-    <w:p>
-      <w:r>
-        <w:rPr>
-          <w:b/>
-        </w:rPr>
-        <w:t xml:space="preserve">9. КОНТРОЛЬНЫЕ ВЕЛИЧИНЫ</w:t>
-      </w:r>
-    </w:p>
-    <w:p>
-      <w:r>
-        <w:t xml:space="preserve">9.1. Контрольная запись: </w:t>
-      </w:r>
-      <w:r>
-        <w:rPr>
-          <w:b/>
-        </w:rPr>
-        <w:t xml:space="preserve">67Ф-60</w:t>
-      </w:r>
-      <w:r>
-        <w:t xml:space="preserve">944/13-787Д</w:t>
-      </w:r>
-      <w:r>
-        <w:t xml:space="preserve">.</w:t>
-      </w:r>
-    </w:p>
-    <w:p>
-      <w:r>
-        <w:t xml:space="preserve">9.2. Контрольная запись: </w:t>
-      </w:r>
-      <w:r>
-        <w:rPr>
-          <w:b/>
-        </w:rPr>
-        <w:t xml:space="preserve">не менее 751</w:t>
-      </w:r>
-      <w:r>
-        <w:t xml:space="preserve">000,7 (Семисот пятидесяти одной тысячи) RUB</w:t>
-      </w:r>
-      <w:r>
-        <w:t xml:space="preserve">.</w:t>
-      </w:r>
-    </w:p>
-    <w:p>
-      <w:r>
-        <w:t xml:space="preserve">9.3. Контрольная запись: </w:t>
-      </w:r>
-      <w:r>
-        <w:rPr>
-          <w:b/>
-        </w:rPr>
-        <w:t xml:space="preserve">0,0</w:t>
-      </w:r>
-      <w:r>
-        <w:t xml:space="preserve">1 процента от общей суммы счета</w:t>
-      </w:r>
-      <w:r>
-        <w:t xml:space="preserve">.</w:t>
-      </w:r>
-    </w:p>
-    <w:p>
-      <w:r>
-        <w:t xml:space="preserve">9.4. Контрольная запись (таблица):</w:t>
+    <w:p>
+      <w:r>
+        <w:t xml:space="preserve">2.8. </w:t>
+      </w:r>
+      <w:r>
+        <w:t xml:space="preserve">Платёж по налогу перечисляется на код бюджетной классификации </w:t>
+      </w:r>
+      <w:r>
+        <w:t xml:space="preserve">182 101 010 110 110 001 10</w:t>
+      </w:r>
+      <w:r>
+        <w:t xml:space="preserve">, получатель — территориальный орган Федерального казначейства.</w:t>
+      </w:r>
+    </w:p>
+    <w:p>
+      <w:r>
+        <w:t xml:space="preserve">2.9. </w:t>
+      </w:r>
+      <w:r>
+        <w:t xml:space="preserve">Полномочия подтверждаются свидетельством о рождении, выдано </w:t>
+      </w:r>
+      <w:r>
+        <w:t xml:space="preserve">18.05.2013</w:t>
+      </w:r>
+      <w:r>
+        <w:t xml:space="preserve"> отделом ЗАГС.</w:t>
       </w:r>
     </w:p>
     <w:tbl>
@@ -701,7 +541,7 @@
           </w:tcPr>
           <w:p>
             <w:r>
-              <w:t xml:space="preserve">в течение 3</w:t>
+              <w:t xml:space="preserve">9</w:t>
             </w:r>
           </w:p>
         </w:tc>
@@ -711,54 +551,220 @@
           </w:tcPr>
           <w:p>
             <w:r>
-              <w:t xml:space="preserve">0 (Тридцати) банковских дней</w:t>
+              <w:t xml:space="preserve">РУБ.</w:t>
             </w:r>
           </w:p>
         </w:tc>
       </w:tr>
     </w:tbl>
-    <w:p/>
-    <w:p/>
-    <w:p>
-      <w:r>
-        <w:rPr>
-          <w:b/>
-        </w:rPr>
-        <w:t xml:space="preserve">11. УСЛОВИЯ, ОФОРМЛЕННЫЕ СРЕДСТВАМИ РЕДАКТОРА</w:t>
-      </w:r>
-    </w:p>
-    <w:p>
-      <w:r>
-        <w:t xml:space="preserve">11.1. Срок (составное поле): </w:t>
-      </w:r>
-      <w:r>
-        <w:fldChar w:fldCharType="begin"/>
-      </w:r>
-      <w:r>
-        <w:instrText xml:space="preserve"> REF value \h </w:instrText>
-      </w:r>
-      <w:r>
-        <w:fldChar w:fldCharType="separate"/>
-      </w:r>
-      <w:r>
-        <w:t xml:space="preserve">в течение тридцати шести месяцев с даты подписания Сторонами акта сдачи-приемки оказанных услуг</w:t>
-      </w:r>
-      <w:r>
-        <w:fldChar w:fldCharType="end"/>
-      </w:r>
-      <w:r>
-        <w:t xml:space="preserve">.</w:t>
-      </w:r>
-    </w:p>
-    <w:p>
-      <w:r>
-        <w:rPr>
-          <w:b/>
-        </w:rPr>
-        <w:t xml:space="preserve">РЕКВИЗИТЫ И ПОДПИСИ СТОРОН</w:t>
-      </w:r>
-    </w:p>
-    <w:p/>
+    <w:p>
+      <w:r>
+        <w:t xml:space="preserve">2.10. </w:t>
+      </w:r>
+      <w:r>
+        <w:t xml:space="preserve">Поставке подлежит насос модели </w:t>
+      </w:r>
+      <w:r>
+        <w:t xml:space="preserve">ЭЦВ-6-10-80h</w:t>
+      </w:r>
+      <w:r>
+        <w:t xml:space="preserve"> и кабель марки </w:t>
+      </w:r>
+      <w:r>
+        <w:t xml:space="preserve">ВВГнг(А)-LSt</w:t>
+      </w:r>
+      <w:r>
+        <w:t xml:space="preserve">.</w:t>
+      </w:r>
+    </w:p>
+    <w:p/>
+    <w:p>
+      <w:r>
+        <w:rPr>
+          <w:b/>
+        </w:rPr>
+        <w:t xml:space="preserve">3. МЕСТО И СРОКИ ИСПОЛНЕНИЯ</w:t>
+      </w:r>
+    </w:p>
+    <w:p>
+      <w:r>
+        <w:t xml:space="preserve">3.1. Место исполнения обязательств: </w:t>
+      </w:r>
+      <w:r>
+        <w:t xml:space="preserve">143400, г. Красногорск, ш. Промышленная, д. 42, кв. 44</w:t>
+      </w:r>
+      <w:r>
+        <w:t xml:space="preserve">.</w:t>
+      </w:r>
+    </w:p>
+    <w:p>
+      <w:r>
+        <w:t xml:space="preserve">3.2. Уведомления направляются </w:t>
+      </w:r>
+      <w:r>
+        <w:t xml:space="preserve">Белову Роману Дмитриевичу</w:t>
+      </w:r>
+      <w:r>
+        <w:t xml:space="preserve"> по телефону </w:t>
+      </w:r>
+      <w:r>
+        <w:t xml:space="preserve">+7 (383) 576-81-22</w:t>
+      </w:r>
+      <w:r>
+        <w:t xml:space="preserve">.</w:t>
+      </w:r>
+    </w:p>
+    <w:p>
+      <w:r>
+        <w:t xml:space="preserve">3.3. Срок исполнения обязательств — </w:t>
+      </w:r>
+      <w:r>
+        <w:t xml:space="preserve">в течение 7 (Семи) дней с момента подписания акта</w:t>
+      </w:r>
+      <w:r>
+        <w:t xml:space="preserve">.</w:t>
+      </w:r>
+    </w:p>
+    <w:p/>
+    <w:p>
+      <w:r>
+        <w:rPr>
+          <w:b/>
+        </w:rPr>
+        <w:t xml:space="preserve">4. ПРОЧИЕ УСЛОВИЯ</w:t>
+      </w:r>
+    </w:p>
+    <w:p>
+      <w:r>
+        <w:t xml:space="preserve">4.1. </w:t>
+      </w:r>
+      <w:r>
+        <w:t xml:space="preserve">Стороны несут ответственность за неисполнение или ненадлежащее исполнение обязательств в соответствии с законодательством Российской Федерации.</w:t>
+      </w:r>
+    </w:p>
+    <w:p>
+      <w:r>
+        <w:t xml:space="preserve">4.2. </w:t>
+      </w:r>
+      <w:r>
+        <w:t xml:space="preserve">Размер неустойки за нарушение сроков оплаты: </w:t>
+      </w:r>
+      <w:r>
+        <w:t xml:space="preserve">1/130 ключевой ставки ЦБ РФ от цены Договора</w:t>
+      </w:r>
+      <w:r>
+        <w:t xml:space="preserve">. Предельный размер ответственности: </w:t>
+      </w:r>
+      <w:r>
+        <w:t xml:space="preserve">1/300 ключевой ставки ЦБ РФ от стоимости неоплаченных работ</w:t>
+      </w:r>
+      <w:r>
+        <w:t xml:space="preserve">.</w:t>
+      </w:r>
+    </w:p>
+    <w:p>
+      <w:r>
+        <w:t xml:space="preserve">4.3. </w:t>
+      </w:r>
+      <w:r>
+        <w:t xml:space="preserve">Стороны освобождаются от ответственности при наступлении обстоятельств непреодолимой силы, если они прямо повлияли на исполнение обязательств.</w:t>
+      </w:r>
+    </w:p>
+    <w:p>
+      <w:r>
+        <w:t xml:space="preserve">4.4. </w:t>
+      </w:r>
+      <w:r>
+        <w:t xml:space="preserve">Сторона, для которой создалась невозможность исполнения, обязана уведомить другую Сторону. Срок уведомления — </w:t>
+      </w:r>
+      <w:r>
+        <w:t xml:space="preserve">не позднее 15.07.2025</w:t>
+      </w:r>
+      <w:r>
+        <w:t xml:space="preserve">.</w:t>
+      </w:r>
+    </w:p>
+    <w:p>
+      <w:r>
+        <w:t xml:space="preserve">4.5. </w:t>
+      </w:r>
+      <w:r>
+        <w:t xml:space="preserve">Все споры и разногласия решаются путём переговоров. Претензионный порядок обязателен, срок ответа на претензию — </w:t>
+      </w:r>
+      <w:r>
+        <w:t xml:space="preserve">в течение шестидесяти рабочих дней с момента поступления денежных средств на расчетный счет</w:t>
+      </w:r>
+      <w:r>
+        <w:t xml:space="preserve">.</w:t>
+      </w:r>
+    </w:p>
+    <w:p/>
+    <w:p/>
+    <w:p/>
+    <w:p>
+      <w:r>
+        <w:rPr>
+          <w:b/>
+        </w:rPr>
+        <w:t xml:space="preserve">9. КОНТРОЛЬНЫЕ ВЕЛИЧИНЫ</w:t>
+      </w:r>
+    </w:p>
+    <w:p>
+      <w:r>
+        <w:t xml:space="preserve">9.1. Контрольная запись: </w:t>
+      </w:r>
+      <w:r>
+        <w:rPr>
+          <w:b/>
+        </w:rPr>
+        <w:t xml:space="preserve">34Ф-30</w:t>
+      </w:r>
+      <w:r>
+        <w:t xml:space="preserve">960/23-647Д</w:t>
+      </w:r>
+      <w:r>
+        <w:t xml:space="preserve">.</w:t>
+      </w:r>
+    </w:p>
+    <w:p>
+      <w:r>
+        <w:t xml:space="preserve">9.2. Контрольная запись: </w:t>
+      </w:r>
+      <w:r>
+        <w:rPr>
+          <w:b/>
+        </w:rPr>
+        <w:t xml:space="preserve">не менее 179</w:t>
+      </w:r>
+      <w:r>
+        <w:t xml:space="preserve">0000,9 (Одного миллиона семисот девяноста тысяч) RUB</w:t>
+      </w:r>
+      <w:r>
+        <w:t xml:space="preserve">.</w:t>
+      </w:r>
+    </w:p>
+    <w:p>
+      <w:r>
+        <w:t xml:space="preserve">9.3. Контрольная запись: </w:t>
+      </w:r>
+      <w:r>
+        <w:rPr>
+          <w:b/>
+        </w:rPr>
+        <w:t xml:space="preserve">0,0</w:t>
+      </w:r>
+      <w:r>
+        <w:t xml:space="preserve">1 процента от общей суммы счета</w:t>
+      </w:r>
+      <w:r>
+        <w:t xml:space="preserve">.</w:t>
+      </w:r>
+    </w:p>
+    <w:p>
+      <w:r>
+        <w:t xml:space="preserve">9.4. Контрольная запись (таблица):</w:t>
+      </w:r>
+    </w:p>
     <w:tbl>
       <w:tblPr>
         <w:tblW w:w="9360" w:type="dxa"/>
@@ -782,87 +788,7 @@
           </w:tcPr>
           <w:p>
             <w:r>
-              <w:rPr>
-                <w:b/>
-              </w:rPr>
-              <w:t xml:space="preserve">Исполнитель:</w:t>
-            </w:r>
-          </w:p>
-          <w:p>
-            <w:r>
-              <w:t xml:space="preserve">Волков Алексей Петрович</w:t>
-            </w:r>
-          </w:p>
-          <w:p>
-            <w:r>
-              <w:t xml:space="preserve">Дата рождения: </w:t>
-            </w:r>
-            <w:r>
-              <w:t xml:space="preserve">27.09.1998</w:t>
-            </w:r>
-          </w:p>
-          <w:p>
-            <w:r>
-              <w:t xml:space="preserve">Адрес регистрации: </w:t>
-            </w:r>
-            <w:r>
-              <w:t xml:space="preserve">141400, г. Химки, бул. Кирова, д. 81, кв. 189</w:t>
-            </w:r>
-          </w:p>
-          <w:p>
-            <w:r>
-              <w:t xml:space="preserve">Паспорт </w:t>
-            </w:r>
-            <w:r>
-              <w:t xml:space="preserve">58 20 565628</w:t>
-            </w:r>
-            <w:r>
-              <w:t xml:space="preserve">, выдан ГУ МВД России по г. Москве 26.09.2014</w:t>
-            </w:r>
-            <w:r>
-              <w:t xml:space="preserve">, код подразделения </w:t>
-            </w:r>
-            <w:r>
-              <w:t xml:space="preserve">507-161</w:t>
-            </w:r>
-          </w:p>
-          <w:p>
-            <w:r>
-              <w:t xml:space="preserve">СНИЛС </w:t>
-            </w:r>
-            <w:r>
-              <w:t xml:space="preserve">602-747-701 79</w:t>
-            </w:r>
-            <w:r>
-              <w:t xml:space="preserve"> ИНН </w:t>
-            </w:r>
-            <w:r>
-              <w:t xml:space="preserve">346644341533</w:t>
-            </w:r>
-          </w:p>
-          <w:p>
-            <w:r>
-              <w:t xml:space="preserve">Тел.: </w:t>
-            </w:r>
-            <w:r>
-              <w:t xml:space="preserve">+7 (812) 795-31-45</w:t>
-            </w:r>
-          </w:p>
-          <w:p>
-            <w:r>
-              <w:t xml:space="preserve">E-mail: </w:t>
-            </w:r>
-            <w:r>
-              <w:t xml:space="preserve">volkov@list.ru</w:t>
-            </w:r>
-          </w:p>
-          <w:p/>
-          <w:p>
-            <w:r>
-              <w:t xml:space="preserve">______________ </w:t>
-            </w:r>
-            <w:r>
-              <w:t xml:space="preserve">Волков А. П.</w:t>
+              <w:t xml:space="preserve">в течение 2</w:t>
             </w:r>
           </w:p>
         </w:tc>
@@ -872,6 +798,167 @@
           </w:tcPr>
           <w:p>
             <w:r>
+              <w:t xml:space="preserve">0 (Двадцати) банковских дней</w:t>
+            </w:r>
+          </w:p>
+        </w:tc>
+      </w:tr>
+    </w:tbl>
+    <w:p/>
+    <w:p/>
+    <w:p>
+      <w:r>
+        <w:rPr>
+          <w:b/>
+        </w:rPr>
+        <w:t xml:space="preserve">11. УСЛОВИЯ, ОФОРМЛЕННЫЕ СРЕДСТВАМИ РЕДАКТОРА</w:t>
+      </w:r>
+    </w:p>
+    <w:p>
+      <w:r>
+        <w:t xml:space="preserve">11.1. Срок (составное поле): </w:t>
+      </w:r>
+      <w:r>
+        <w:fldChar w:fldCharType="begin"/>
+      </w:r>
+      <w:r>
+        <w:instrText xml:space="preserve"> REF value \h </w:instrText>
+      </w:r>
+      <w:r>
+        <w:fldChar w:fldCharType="separate"/>
+      </w:r>
+      <w:r>
+        <w:t xml:space="preserve">в течение двадцати четырех месяцев с даты подписания Сторонами акта сдачи-приемки оказанных услуг</w:t>
+      </w:r>
+      <w:r>
+        <w:fldChar w:fldCharType="end"/>
+      </w:r>
+      <w:r>
+        <w:t xml:space="preserve">.</w:t>
+      </w:r>
+    </w:p>
+    <w:p>
+      <w:r>
+        <w:rPr>
+          <w:b/>
+        </w:rPr>
+        <w:t xml:space="preserve">РЕКВИЗИТЫ И ПОДПИСИ СТОРОН</w:t>
+      </w:r>
+    </w:p>
+    <w:p/>
+    <w:tbl>
+      <w:tblPr>
+        <w:tblW w:w="9360" w:type="dxa"/>
+        <w:tblBorders>
+          <w:top w:val="single" w:sz="4" w:color="auto"/>
+          <w:left w:val="single" w:sz="4" w:color="auto"/>
+          <w:bottom w:val="single" w:sz="4" w:color="auto"/>
+          <w:right w:val="single" w:sz="4" w:color="auto"/>
+          <w:insideH w:val="single" w:sz="4" w:color="auto"/>
+          <w:insideV w:val="single" w:sz="4" w:color="auto"/>
+        </w:tblBorders>
+      </w:tblPr>
+      <w:tblGrid>
+        <w:gridCol w:w="4680"/>
+        <w:gridCol w:w="4680"/>
+      </w:tblGrid>
+      <w:tr>
+        <w:tc>
+          <w:tcPr>
+            <w:tcW w:w="4680" w:type="dxa"/>
+          </w:tcPr>
+          <w:p>
+            <w:r>
+              <w:rPr>
+                <w:b/>
+              </w:rPr>
+              <w:t xml:space="preserve">Исполнитель:</w:t>
+            </w:r>
+          </w:p>
+          <w:p>
+            <w:r>
+              <w:t xml:space="preserve">Волков Алексей Петрович</w:t>
+            </w:r>
+          </w:p>
+          <w:p>
+            <w:r>
+              <w:t xml:space="preserve">Дата рождения: </w:t>
+            </w:r>
+            <w:r>
+              <w:t xml:space="preserve">27.09.1998</w:t>
+            </w:r>
+          </w:p>
+          <w:p>
+            <w:r>
+              <w:t xml:space="preserve">Адрес регистрации: </w:t>
+            </w:r>
+            <w:r>
+              <w:t xml:space="preserve">101000, г. Москва, наб. Октябрьская, д. 88, кв. 177</w:t>
+            </w:r>
+          </w:p>
+          <w:p>
+            <w:r>
+              <w:t xml:space="preserve">Паспорт </w:t>
+            </w:r>
+            <w:r>
+              <w:t xml:space="preserve">58 20 565628</w:t>
+            </w:r>
+            <w:r>
+              <w:t xml:space="preserve">, выдан ГУ МВД России по г. Москве 26.09.2014</w:t>
+            </w:r>
+            <w:r>
+              <w:t xml:space="preserve">, код подразделения </w:t>
+            </w:r>
+            <w:r>
+              <w:t xml:space="preserve">507-161</w:t>
+            </w:r>
+          </w:p>
+          <w:p>
+            <w:r>
+              <w:t xml:space="preserve">СНИЛС </w:t>
+            </w:r>
+            <w:r>
+              <w:t xml:space="preserve">602-747-701 79</w:t>
+            </w:r>
+            <w:r>
+              <w:t xml:space="preserve"> ИНН </w:t>
+            </w:r>
+            <w:r>
+              <w:t xml:space="preserve">346644341533</w:t>
+            </w:r>
+          </w:p>
+          <w:p>
+            <w:r>
+              <w:t xml:space="preserve">Тел.: </w:t>
+            </w:r>
+            <w:r>
+              <w:t xml:space="preserve">+7 (499) 450-27-44</w:t>
+            </w:r>
+          </w:p>
+          <w:p>
+            <w:r>
+              <w:t xml:space="preserve">E-mail: </w:t>
+            </w:r>
+            <w:r>
+              <w:t xml:space="preserve">volkov@inbox.ru</w:t>
+            </w:r>
+          </w:p>
+          <w:p/>
+          <w:p>
+            <w:r>
+              <w:t xml:space="preserve">______________ </w:t>
+            </w:r>
+            <w:r>
+              <w:t xml:space="preserve">Волков А. П.</w:t>
+            </w:r>
+          </w:p>
+        </w:tc>
+        <w:tc>
+          <w:tcPr>
+            <w:tcW w:w="4680" w:type="dxa"/>
+          </w:tcPr>
+          <w:p>
+            <w:r>
               <w:rPr>
                 <w:b/>
               </w:rPr>
@@ -896,7 +983,7 @@
               <w:t xml:space="preserve">Адрес регистрации: </w:t>
             </w:r>
             <w:r>
-              <w:t xml:space="preserve">630099, г. Новосибирск, ул. Космонавтов, д. 38, кв. 192</w:t>
+              <w:t xml:space="preserve">143000, г. Одинцово, ш. Гагарина, д. 4, кв. 163</w:t>
             </w:r>
           </w:p>
           <w:p>
@@ -935,7 +1022,7 @@
               <w:t xml:space="preserve">Тел.: </w:t>
             </w:r>
             <w:r>
-              <w:t xml:space="preserve">+7 (846) 806-26-53</w:t>
+              <w:t xml:space="preserve">+7 (812) 734-59-90</w:t>
             </w:r>
           </w:p>
           <w:p>
@@ -943,7 +1030,7 @@
               <w:t xml:space="preserve">E-mail: </w:t>
             </w:r>
             <w:r>
-              <w:t xml:space="preserve">belov@yandex.ru</w:t>
+              <w:t xml:space="preserve">belov@corp-tehno.ru</w:t>
             </w:r>
           </w:p>
           <w:p/>
@@ -1003,13 +1090,13 @@
       <w:t xml:space="preserve">Исполнитель документа: </w:t>
     </w:r>
     <w:r>
-      <w:t xml:space="preserve">Беляев Н. О.</w:t>
+      <w:t xml:space="preserve">Сидоров И. С.</w:t>
     </w:r>
     <w:r>
       <w:t xml:space="preserve">, тел. </w:t>
     </w:r>
     <w:r>
-      <w:t xml:space="preserve">8(843)9939042</w:t>
+      <w:t xml:space="preserve">8(495)5757492</w:t>
     </w:r>
   </w:p>
 </w:ftr>
@@ -1022,13 +1109,13 @@
       <w:t xml:space="preserve">ИП Волков А. П. · </w:t>
     </w:r>
     <w:r>
-      <w:t xml:space="preserve">+7 (846) 372-62-94</w:t>
+      <w:t xml:space="preserve">+7 (499) 905-61-25</w:t>
     </w:r>
     <w:r>
       <w:t xml:space="preserve"> · </w:t>
     </w:r>
     <w:r>
-      <w:t xml:space="preserve">volkov@yandex.ru</w:t>
+      <w:t xml:space="preserve">volkov@romashka.ru</w:t>
     </w:r>
   </w:p>
 </w:hdr>

--- a/tests/corpus_v2/docs/cx_services_0020.docx
+++ b/tests/corpus_v2/docs/cx_services_0020.docx
@@ -156,7 +156,7 @@
         <w:t xml:space="preserve">Услуги считаются оказанными после подписания Сторонами акта сдачи-приёмки. Срок оплаты — </w:t>
       </w:r>
       <w:r>
-        <w:t xml:space="preserve">в течение 3 дней с момента поступления денежных средств на расчетный счет</w:t>
+        <w:t xml:space="preserve">в течение 30 дней с момента поступления денежных средств на расчетный счет</w:t>
       </w:r>
       <w:r>
         <w:t xml:space="preserve">.</w:t>
@@ -168,6 +168,101 @@
       </w:r>
       <w:r>
         <w:t xml:space="preserve">Заказчик вправе в любое время проверять ход и качество оказываемых услуг, не вмешиваясь в деятельность Исполнителя.</w:t>
+      </w:r>
+    </w:p>
+    <w:p>
+      <w:r>
+        <w:t xml:space="preserve">1.5. </w:t>
+      </w:r>
+      <w:r>
+        <w:t xml:space="preserve">Товар отгружается по товарной накладной ТОРГ-12 № </w:t>
+      </w:r>
+      <w:r>
+        <w:t xml:space="preserve">044352187</w:t>
+      </w:r>
+      <w:r>
+        <w:t xml:space="preserve">. Позиция учитывается в каталоге поставщика под номером </w:t>
+      </w:r>
+      <w:r>
+        <w:t xml:space="preserve">047983087</w:t>
+      </w:r>
+      <w:r>
+        <w:t xml:space="preserve">. Серийный номер агрегата — </w:t>
+      </w:r>
+      <w:r>
+        <w:t xml:space="preserve">045749383</w:t>
+      </w:r>
+      <w:r>
+        <w:t xml:space="preserve">.</w:t>
+      </w:r>
+    </w:p>
+    <w:p>
+      <w:r>
+        <w:t xml:space="preserve">1.6. </w:t>
+      </w:r>
+      <w:r>
+        <w:t xml:space="preserve">Финансирование ведётся по коду целевых средств </w:t>
+      </w:r>
+      <w:r>
+        <w:t xml:space="preserve">044688197</w:t>
+      </w:r>
+      <w:r>
+        <w:t xml:space="preserve">, установленному приказом Минфина России от 01.12.2010 № 157н. </w:t>
+      </w:r>
+      <w:r>
+        <w:t xml:space="preserve">БИК будет сообщён дополнительно, номер заявки — </w:t>
+      </w:r>
+      <w:r>
+        <w:t xml:space="preserve">049877504</w:t>
+      </w:r>
+      <w:r>
+        <w:t xml:space="preserve">.</w:t>
+      </w:r>
+    </w:p>
+    <w:p>
+      <w:r>
+        <w:t xml:space="preserve">1.7. </w:t>
+      </w:r>
+      <w:r>
+        <w:t xml:space="preserve">Абоненту открыт лицевой счёт </w:t>
+      </w:r>
+      <w:r>
+        <w:t xml:space="preserve">84116242421</w:t>
+      </w:r>
+      <w:r>
+        <w:t xml:space="preserve">. Спецификация зарегистрирована за номером </w:t>
+      </w:r>
+      <w:r>
+        <w:t xml:space="preserve">83412817581</w:t>
+      </w:r>
+      <w:r>
+        <w:t xml:space="preserve">. Прибор учёта имеет заводской номер </w:t>
+      </w:r>
+      <w:r>
+        <w:t xml:space="preserve">81183825682</w:t>
+      </w:r>
+      <w:r>
+        <w:t xml:space="preserve">.</w:t>
+      </w:r>
+    </w:p>
+    <w:p>
+      <w:r>
+        <w:t xml:space="preserve">1.8. </w:t>
+      </w:r>
+      <w:r>
+        <w:t xml:space="preserve">Регистрационная запись в реестре — </w:t>
+      </w:r>
+      <w:r>
+        <w:t xml:space="preserve">86690150087</w:t>
+      </w:r>
+      <w:r>
+        <w:t xml:space="preserve">, как предусмотрено пунктом 2 статьи 434 Гражданского кодекса Российской Федерации. Уведомление о регистрации имеет исходящий № </w:t>
+      </w:r>
+      <w:r>
+        <w:t xml:space="preserve">80670266636</w:t>
+      </w:r>
+      <w:r>
+        <w:t xml:space="preserve">.</w:t>
       </w:r>
     </w:p>
     <w:p/>
@@ -184,7 +279,7 @@
         <w:t xml:space="preserve">2.1. Общая цена Договора: </w:t>
       </w:r>
       <w:r>
-        <w:t xml:space="preserve">не более 275 000 (Двухсот семидесяти пяти тысяч) рублей 0 коп.</w:t>
+        <w:t xml:space="preserve">не более 90 300 000 (Девяноста миллионов трёхсот тысяч) рублей 0 коп.</w:t>
       </w:r>
       <w:r>
         <w:t xml:space="preserve">, НДС не облагается, т.к. применяется УСН</w:t>
@@ -209,7 +304,7 @@
         <w:t xml:space="preserve">2.3. Срок оплаты — </w:t>
       </w:r>
       <w:r>
-        <w:t xml:space="preserve">в течение тридцати календарных дней с момента заключения контракта</w:t>
+        <w:t xml:space="preserve">в течение семи календарных дней с момента заключения контракта</w:t>
       </w:r>
       <w:r>
         <w:t xml:space="preserve">.</w:t>
@@ -229,7 +324,7 @@
         <w:t xml:space="preserve">, артикул </w:t>
       </w:r>
       <w:r>
-        <w:t xml:space="preserve">RM-6614-93</w:t>
+        <w:t xml:space="preserve">RM-7546-25</w:t>
       </w:r>
       <w:r>
         <w:t xml:space="preserve">, код </w:t>
@@ -289,49 +384,49 @@
         <w:t xml:space="preserve">. Товар отгружается с сопроводительным документом паспорт качества № </w:t>
       </w:r>
       <w:r>
-        <w:t xml:space="preserve">36 07 763954</w:t>
+        <w:t xml:space="preserve">02 06 090598</w:t>
       </w:r>
       <w:r>
         <w:t xml:space="preserve">. К партии приложен паспорт изделия № </w:t>
       </w:r>
       <w:r>
-        <w:t xml:space="preserve">76 13 051673</w:t>
+        <w:t xml:space="preserve">04 05 021089</w:t>
       </w:r>
       <w:r>
         <w:t xml:space="preserve">. Оборудование поставляется с паспортом транспортного средства № </w:t>
       </w:r>
       <w:r>
-        <w:t xml:space="preserve">64 08 833208</w:t>
+        <w:t xml:space="preserve">60 17 672071</w:t>
       </w:r>
       <w:r>
         <w:t xml:space="preserve">. Приёмка производится согласно техническому паспорту </w:t>
       </w:r>
       <w:r>
-        <w:t xml:space="preserve">15 03 289020</w:t>
+        <w:t xml:space="preserve">02 20 233153</w:t>
       </w:r>
       <w:r>
         <w:t xml:space="preserve">. СНИЛС не указан, номер заказа </w:t>
       </w:r>
       <w:r>
-        <w:t xml:space="preserve">191-764-572 36</w:t>
+        <w:t xml:space="preserve">153-511-867 21</w:t>
       </w:r>
       <w:r>
         <w:t xml:space="preserve">. Дата рождения не проставлена, документ выдан </w:t>
       </w:r>
       <w:r>
-        <w:t xml:space="preserve">02.06.2017</w:t>
+        <w:t xml:space="preserve">01.07.2015</w:t>
       </w:r>
       <w:r>
         <w:t xml:space="preserve">. Код подразделения, см. артикул </w:t>
       </w:r>
       <w:r>
-        <w:t xml:space="preserve">160-367</w:t>
+        <w:t xml:space="preserve">285-087</w:t>
       </w:r>
       <w:r>
         <w:t xml:space="preserve">. Цена — </w:t>
       </w:r>
       <w:r>
-        <w:t xml:space="preserve">8330002 рубля</w:t>
+        <w:t xml:space="preserve">7460002 рубля</w:t>
       </w:r>
       <w:r>
         <w:t xml:space="preserve">.</w:t>
@@ -345,25 +440,25 @@
         <w:t xml:space="preserve">Товар маркирован штрихкодом </w:t>
       </w:r>
       <w:r>
-        <w:t xml:space="preserve">4608526474958</w:t>
+        <w:t xml:space="preserve">4603225991743</w:t>
       </w:r>
       <w:r>
         <w:t xml:space="preserve">. Код контрагента по ОКПО — </w:t>
       </w:r>
       <w:r>
-        <w:t xml:space="preserve">6742880075</w:t>
+        <w:t xml:space="preserve">2961074677</w:t>
       </w:r>
       <w:r>
         <w:t xml:space="preserve">. Оборудование учтено под инвентарным номером </w:t>
       </w:r>
       <w:r>
-        <w:t xml:space="preserve">041539136</w:t>
+        <w:t xml:space="preserve">041765713</w:t>
       </w:r>
       <w:r>
         <w:t xml:space="preserve">, складской позиции присвоен номер </w:t>
       </w:r>
       <w:r>
-        <w:t xml:space="preserve">966262603</w:t>
+        <w:t xml:space="preserve">494342107</w:t>
       </w:r>
       <w:r>
         <w:t xml:space="preserve">.</w:t>
@@ -377,19 +472,19 @@
         <w:t xml:space="preserve">Оплата по счёту-фактуре на КБК </w:t>
       </w:r>
       <w:r>
-        <w:t xml:space="preserve">18210101011011000111</w:t>
+        <w:t xml:space="preserve">18210101011011000190</w:t>
       </w:r>
       <w:r>
         <w:t xml:space="preserve">. ИНН не присвоен, регистрационный № </w:t>
       </w:r>
       <w:r>
-        <w:t xml:space="preserve">6208757770</w:t>
+        <w:t xml:space="preserve">2040823748</w:t>
       </w:r>
       <w:r>
         <w:t xml:space="preserve">. ИНН не присвоен, платёжный документ № </w:t>
       </w:r>
       <w:r>
-        <w:t xml:space="preserve">459845185563</w:t>
+        <w:t xml:space="preserve">861664300858</w:t>
       </w:r>
       <w:r>
         <w:t xml:space="preserve">. Заказчик действует в лице </w:t>
@@ -409,13 +504,13 @@
         <w:t xml:space="preserve">Массовая доля влаги в товаре — </w:t>
       </w:r>
       <w:r>
-        <w:t xml:space="preserve">не более 10 %</w:t>
+        <w:t xml:space="preserve">не более 11 %</w:t>
       </w:r>
       <w:r>
         <w:t xml:space="preserve">. Товар подлежит хранению </w:t>
       </w:r>
       <w:r>
-        <w:t xml:space="preserve">в течение 24 часов</w:t>
+        <w:t xml:space="preserve">в течение 12 часов</w:t>
       </w:r>
       <w:r>
         <w:t xml:space="preserve"> при температуре не выше +4 °C. Срок исковой давности по требованиям, вытекающим из Договора, составляет </w:t>
@@ -484,7 +579,7 @@
           </w:tcPr>
           <w:p>
             <w:r>
-              <w:t xml:space="preserve">7971485058</w:t>
+              <w:t xml:space="preserve">3068251079</w:t>
             </w:r>
           </w:p>
         </w:tc>
@@ -512,7 +607,7 @@
         <w:t xml:space="preserve">Полномочия подтверждаются свидетельством о рождении, выдано </w:t>
       </w:r>
       <w:r>
-        <w:t xml:space="preserve">18.05.2013</w:t>
+        <w:t xml:space="preserve">14.03.2020</w:t>
       </w:r>
       <w:r>
         <w:t xml:space="preserve"> отделом ЗАГС.</w:t>
@@ -541,7 +636,7 @@
           </w:tcPr>
           <w:p>
             <w:r>
-              <w:t xml:space="preserve">9</w:t>
+              <w:t xml:space="preserve">4</w:t>
             </w:r>
           </w:p>
         </w:tc>
@@ -591,7 +686,7 @@
         <w:t xml:space="preserve">3.1. Место исполнения обязательств: </w:t>
       </w:r>
       <w:r>
-        <w:t xml:space="preserve">143400, г. Красногорск, ш. Промышленная, д. 42, кв. 44</w:t>
+        <w:t xml:space="preserve">141300, г. Сергиев Посад, ул. Гагарина, д. 39, кв. 94</w:t>
       </w:r>
       <w:r>
         <w:t xml:space="preserve">.</w:t>
@@ -608,7 +703,7 @@
         <w:t xml:space="preserve"> по телефону </w:t>
       </w:r>
       <w:r>
-        <w:t xml:space="preserve">+7 (383) 576-81-22</w:t>
+        <w:t xml:space="preserve">+7 (499) 644-59-15</w:t>
       </w:r>
       <w:r>
         <w:t xml:space="preserve">.</w:t>
@@ -619,7 +714,111 @@
         <w:t xml:space="preserve">3.3. Срок исполнения обязательств — </w:t>
       </w:r>
       <w:r>
-        <w:t xml:space="preserve">в течение 7 (Семи) дней с момента подписания акта</w:t>
+        <w:t xml:space="preserve">в течение 5 (Пяти) дней с момента подписания акта</w:t>
+      </w:r>
+      <w:r>
+        <w:t xml:space="preserve">.</w:t>
+      </w:r>
+    </w:p>
+    <w:p>
+      <w:r>
+        <w:t xml:space="preserve">3.4. </w:t>
+      </w:r>
+      <w:r>
+        <w:t xml:space="preserve">Оплата производится за счёт бюджетных средств, КБК </w:t>
+      </w:r>
+      <w:r>
+        <w:t xml:space="preserve">18243649670183588780</w:t>
+      </w:r>
+      <w:r>
+        <w:t xml:space="preserve">. Счётчик имеет заводской номер </w:t>
+      </w:r>
+      <w:r>
+        <w:t xml:space="preserve">39981278398989800395</w:t>
+      </w:r>
+      <w:r>
+        <w:t xml:space="preserve">.</w:t>
+      </w:r>
+    </w:p>
+    <w:p>
+      <w:r>
+        <w:t xml:space="preserve">3.5. </w:t>
+      </w:r>
+      <w:r>
+        <w:t xml:space="preserve">Счёт на оплату содержит УИН </w:t>
+      </w:r>
+      <w:r>
+        <w:t xml:space="preserve">18209103291075467966</w:t>
+      </w:r>
+      <w:r>
+        <w:t xml:space="preserve">. Счёт-проформа к настоящему Договору имеет номер </w:t>
+      </w:r>
+      <w:r>
+        <w:t xml:space="preserve">77347500931045269514</w:t>
+      </w:r>
+      <w:r>
+        <w:t xml:space="preserve">. Очерёдность списания со счёта определяется статьёй 855 Гражданского кодекса Российской Федерации, код вида дохода — </w:t>
+      </w:r>
+      <w:r>
+        <w:t xml:space="preserve">18210175829182999285</w:t>
+      </w:r>
+      <w:r>
+        <w:t xml:space="preserve">.</w:t>
+      </w:r>
+    </w:p>
+    <w:p>
+      <w:r>
+        <w:t xml:space="preserve">3.6. </w:t>
+      </w:r>
+      <w:r>
+        <w:t xml:space="preserve">ИНН иностранному контрагенту не присваивается, номер в торговом реестре </w:t>
+      </w:r>
+      <w:r>
+        <w:t xml:space="preserve">7971485058</w:t>
+      </w:r>
+      <w:r>
+        <w:t xml:space="preserve">. ИНН см. в приложении; спецификация № </w:t>
+      </w:r>
+      <w:r>
+        <w:t xml:space="preserve">9525692020</w:t>
+      </w:r>
+      <w:r>
+        <w:t xml:space="preserve">. В силу статьи 84 Налогового кодекса Российской Федерации ИНН присваивается налоговым органом; номер решения — </w:t>
+      </w:r>
+      <w:r>
+        <w:t xml:space="preserve">7515765823</w:t>
+      </w:r>
+      <w:r>
+        <w:t xml:space="preserve">.</w:t>
+      </w:r>
+    </w:p>
+    <w:p>
+      <w:r>
+        <w:t xml:space="preserve">3.7. </w:t>
+      </w:r>
+      <w:r>
+        <w:t xml:space="preserve">Партии присвоен номер прослеживаемости </w:t>
+      </w:r>
+      <w:r>
+        <w:t xml:space="preserve">1407745182</w:t>
+      </w:r>
+      <w:r>
+        <w:t xml:space="preserve">. Доля посторонних включений — не более </w:t>
+      </w:r>
+      <w:r>
+        <w:t xml:space="preserve">1,9 %</w:t>
+      </w:r>
+      <w:r>
+        <w:t xml:space="preserve">. Прибор имеет погрешность не более </w:t>
+      </w:r>
+      <w:r>
+        <w:t xml:space="preserve">0,2 %</w:t>
+      </w:r>
+      <w:r>
+        <w:t xml:space="preserve">. Оборудованию присвоен заводской номер </w:t>
+      </w:r>
+      <w:r>
+        <w:t xml:space="preserve">4881146130</w:t>
       </w:r>
       <w:r>
         <w:t xml:space="preserve">.</w:t>
@@ -678,7 +877,7 @@
         <w:t xml:space="preserve">Сторона, для которой создалась невозможность исполнения, обязана уведомить другую Сторону. Срок уведомления — </w:t>
       </w:r>
       <w:r>
-        <w:t xml:space="preserve">не позднее 15.07.2025</w:t>
+        <w:t xml:space="preserve">не позднее 12.12.2025</w:t>
       </w:r>
       <w:r>
         <w:t xml:space="preserve">.</w:t>
@@ -692,7 +891,125 @@
         <w:t xml:space="preserve">Все споры и разногласия решаются путём переговоров. Претензионный порядок обязателен, срок ответа на претензию — </w:t>
       </w:r>
       <w:r>
-        <w:t xml:space="preserve">в течение шестидесяти рабочих дней с момента поступления денежных средств на расчетный счет</w:t>
+        <w:t xml:space="preserve">в течение пяти рабочих дней с момента поступления денежных средств на расчетный счет</w:t>
+      </w:r>
+      <w:r>
+        <w:t xml:space="preserve">.</w:t>
+      </w:r>
+    </w:p>
+    <w:p>
+      <w:r>
+        <w:t xml:space="preserve">4.6. </w:t>
+      </w:r>
+      <w:r>
+        <w:t xml:space="preserve">ИНН физического лица отсутствует, лицевой счёт абонента </w:t>
+      </w:r>
+      <w:r>
+        <w:t xml:space="preserve">974971867454</w:t>
+      </w:r>
+      <w:r>
+        <w:t xml:space="preserve">. ИНН приведён в приложении, код позиции </w:t>
+      </w:r>
+      <w:r>
+        <w:t xml:space="preserve">290118432532</w:t>
+      </w:r>
+      <w:r>
+        <w:t xml:space="preserve">. ИНН физического лица обрабатывается в порядке статьи 86 Налогового кодекса Российской Федерации; номер запроса — </w:t>
+      </w:r>
+      <w:r>
+        <w:t xml:space="preserve">693258481575</w:t>
+      </w:r>
+      <w:r>
+        <w:t xml:space="preserve">.</w:t>
+      </w:r>
+    </w:p>
+    <w:p>
+      <w:r>
+        <w:t xml:space="preserve">4.7. </w:t>
+      </w:r>
+      <w:r>
+        <w:t xml:space="preserve">Номер товарной накладной на партию — </w:t>
+      </w:r>
+      <w:r>
+        <w:t xml:space="preserve">304354739413</w:t>
+      </w:r>
+      <w:r>
+        <w:t xml:space="preserve">. Модуль учёта имеет заводской номер </w:t>
+      </w:r>
+      <w:r>
+        <w:t xml:space="preserve">305655628567</w:t>
+      </w:r>
+      <w:r>
+        <w:t xml:space="preserve">. Проектный уклон кровли — </w:t>
+      </w:r>
+      <w:r>
+        <w:t xml:space="preserve">7 %</w:t>
+      </w:r>
+      <w:r>
+        <w:t xml:space="preserve">.</w:t>
+      </w:r>
+    </w:p>
+    <w:p>
+      <w:r>
+        <w:t xml:space="preserve">4.8. </w:t>
+      </w:r>
+      <w:r>
+        <w:t xml:space="preserve">Законом установлена предельная доля иностранного участия — </w:t>
+      </w:r>
+      <w:r>
+        <w:t xml:space="preserve">25 %</w:t>
+      </w:r>
+      <w:r>
+        <w:t xml:space="preserve">, как предусмотрено Федеральным законом о порядке осуществления иностранных инвестиций. Приложение № 3 к Договору содержит долю брака, не превышающую </w:t>
+      </w:r>
+      <w:r>
+        <w:t xml:space="preserve">2,3 %</w:t>
+      </w:r>
+      <w:r>
+        <w:t xml:space="preserve">.</w:t>
+      </w:r>
+    </w:p>
+    <w:p>
+      <w:r>
+        <w:t xml:space="preserve">4.9. </w:t>
+      </w:r>
+      <w:r>
+        <w:t xml:space="preserve">Товар имеет срок годности </w:t>
+      </w:r>
+      <w:r>
+        <w:t xml:space="preserve">в течение 18 месяцев</w:t>
+      </w:r>
+      <w:r>
+        <w:t xml:space="preserve"> с даты производства. Уложенная смесь выдерживается </w:t>
+      </w:r>
+      <w:r>
+        <w:t xml:space="preserve">в течение 48 часов</w:t>
+      </w:r>
+      <w:r>
+        <w:t xml:space="preserve"> при положительной температуре.</w:t>
+      </w:r>
+    </w:p>
+    <w:p>
+      <w:r>
+        <w:t xml:space="preserve">4.10. </w:t>
+      </w:r>
+      <w:r>
+        <w:t xml:space="preserve">Требования по качеству работ заявляются </w:t>
+      </w:r>
+      <w:r>
+        <w:t xml:space="preserve">в течение одного года</w:t>
+      </w:r>
+      <w:r>
+        <w:t xml:space="preserve"> по правилам статьи 725 Гражданского кодекса Российской Федерации. Поставщик присутствует на рынке </w:t>
+      </w:r>
+      <w:r>
+        <w:t xml:space="preserve">в течение 12 лет</w:t>
+      </w:r>
+      <w:r>
+        <w:t xml:space="preserve">. Окончание отчётного периода — </w:t>
+      </w:r>
+      <w:r>
+        <w:t xml:space="preserve">не позднее 01.11.2026</w:t>
       </w:r>
       <w:r>
         <w:t xml:space="preserve">.</w:t>
@@ -717,10 +1034,10 @@
         <w:rPr>
           <w:b/>
         </w:rPr>
-        <w:t xml:space="preserve">34Ф-30</w:t>
-      </w:r>
-      <w:r>
-        <w:t xml:space="preserve">960/23-647Д</w:t>
+        <w:t xml:space="preserve">97Ф-33</w:t>
+      </w:r>
+      <w:r>
+        <w:t xml:space="preserve">019/13-693Д</w:t>
       </w:r>
       <w:r>
         <w:t xml:space="preserve">.</w:t>
@@ -734,10 +1051,10 @@
         <w:rPr>
           <w:b/>
         </w:rPr>
-        <w:t xml:space="preserve">не менее 179</w:t>
-      </w:r>
-      <w:r>
-        <w:t xml:space="preserve">0000,9 (Одного миллиона семисот девяноста тысяч) RUB</w:t>
+        <w:t xml:space="preserve">не менее 7930</w:t>
+      </w:r>
+      <w:r>
+        <w:t xml:space="preserve">0000,8 (Семидесяти девяти миллионов трёхсот тысяч) RUB</w:t>
       </w:r>
       <w:r>
         <w:t xml:space="preserve">.</w:t>
@@ -788,7 +1105,7 @@
           </w:tcPr>
           <w:p>
             <w:r>
-              <w:t xml:space="preserve">в течение 2</w:t>
+              <w:t xml:space="preserve">в течение 4</w:t>
             </w:r>
           </w:p>
         </w:tc>
@@ -798,7 +1115,7 @@
           </w:tcPr>
           <w:p>
             <w:r>
-              <w:t xml:space="preserve">0 (Двадцати) банковских дней</w:t>
+              <w:t xml:space="preserve">5 (Сорока пяти) банковских дней</w:t>
             </w:r>
           </w:p>
         </w:tc>
@@ -828,7 +1145,7 @@
         <w:fldChar w:fldCharType="separate"/>
       </w:r>
       <w:r>
-        <w:t xml:space="preserve">в течение двадцати четырех месяцев с даты подписания Сторонами акта сдачи-приемки оказанных услуг</w:t>
+        <w:t xml:space="preserve">в течение трех месяцев с даты подписания Сторонами акта сдачи-приемки оказанных услуг</w:t>
       </w:r>
       <w:r>
         <w:fldChar w:fldCharType="end"/>
@@ -893,7 +1210,7 @@
               <w:t xml:space="preserve">Адрес регистрации: </w:t>
             </w:r>
             <w:r>
-              <w:t xml:space="preserve">101000, г. Москва, наб. Октябрьская, д. 88, кв. 177</w:t>
+              <w:t xml:space="preserve">190000, г. Санкт-Петербург, просп. Пушкина, д. 13, кв. 163</w:t>
             </w:r>
           </w:p>
           <w:p>
@@ -932,7 +1249,7 @@
               <w:t xml:space="preserve">Тел.: </w:t>
             </w:r>
             <w:r>
-              <w:t xml:space="preserve">+7 (499) 450-27-44</w:t>
+              <w:t xml:space="preserve">+7 (495) 777-82-98</w:t>
             </w:r>
           </w:p>
           <w:p>
@@ -940,7 +1257,7 @@
               <w:t xml:space="preserve">E-mail: </w:t>
             </w:r>
             <w:r>
-              <w:t xml:space="preserve">volkov@inbox.ru</w:t>
+              <w:t xml:space="preserve">volkov@corp-tehno.ru</w:t>
             </w:r>
           </w:p>
           <w:p/>
@@ -983,7 +1300,7 @@
               <w:t xml:space="preserve">Адрес регистрации: </w:t>
             </w:r>
             <w:r>
-              <w:t xml:space="preserve">143000, г. Одинцово, ш. Гагарина, д. 4, кв. 163</w:t>
+              <w:t xml:space="preserve">630099, г. Новосибирск, просп. Победы, д. 68, кв. 113</w:t>
             </w:r>
           </w:p>
           <w:p>
@@ -1022,7 +1339,7 @@
               <w:t xml:space="preserve">Тел.: </w:t>
             </w:r>
             <w:r>
-              <w:t xml:space="preserve">+7 (812) 734-59-90</w:t>
+              <w:t xml:space="preserve">+7 (383) 749-62-23</w:t>
             </w:r>
           </w:p>
           <w:p>
@@ -1030,7 +1347,7 @@
               <w:t xml:space="preserve">E-mail: </w:t>
             </w:r>
             <w:r>
-              <w:t xml:space="preserve">belov@corp-tehno.ru</w:t>
+              <w:t xml:space="preserve">belov@yandex.ru</w:t>
             </w:r>
           </w:p>
           <w:p/>
@@ -1090,13 +1407,13 @@
       <w:t xml:space="preserve">Исполнитель документа: </w:t>
     </w:r>
     <w:r>
-      <w:t xml:space="preserve">Сидоров И. С.</w:t>
+      <w:t xml:space="preserve">Титова О. Н.</w:t>
     </w:r>
     <w:r>
       <w:t xml:space="preserve">, тел. </w:t>
     </w:r>
     <w:r>
-      <w:t xml:space="preserve">8(495)5757492</w:t>
+      <w:t xml:space="preserve">8(843)6079616</w:t>
     </w:r>
   </w:p>
 </w:ftr>
@@ -1109,13 +1426,13 @@
       <w:t xml:space="preserve">ИП Волков А. П. · </w:t>
     </w:r>
     <w:r>
-      <w:t xml:space="preserve">+7 (499) 905-61-25</w:t>
+      <w:t xml:space="preserve">+7 (846) 349-29-99</w:t>
     </w:r>
     <w:r>
       <w:t xml:space="preserve"> · </w:t>
     </w:r>
     <w:r>
-      <w:t xml:space="preserve">volkov@romashka.ru</w:t>
+      <w:t xml:space="preserve">volkov@corp-tehno.ru</w:t>
     </w:r>
   </w:p>
 </w:hdr>

--- a/tests/corpus_v2/docs/cx_services_0020.docx
+++ b/tests/corpus_v2/docs/cx_services_0020.docx
@@ -1154,6 +1154,37 @@
         <w:t xml:space="preserve">.</w:t>
       </w:r>
     </w:p>
+    <w:p>
+      <w:r>
+        <w:rPr>
+          <w:b/>
+        </w:rPr>
+        <w:t xml:space="preserve">6. ОСОБЫЕ УСЛОВИЯ ОТДЕЛЬНЫХ ВИДОВ ДАННЫХ</w:t>
+      </w:r>
+    </w:p>
+    <w:p>
+      <w:r>
+        <w:t xml:space="preserve">6.1. Полномочия представителя подтверждены доверенностью, реестровый номер </w:t>
+      </w:r>
+      <w:r>
+        <w:t xml:space="preserve">16/89-н/16-2024-3-215</w:t>
+      </w:r>
+      <w:r>
+        <w:t xml:space="preserve">.</w:t>
+      </w:r>
+    </w:p>
+    <w:p>
+      <w:r>
+        <w:t xml:space="preserve">6.2. Для сопоставления в учёте указывается: </w:t>
+      </w:r>
+      <w:r>
+        <w:t xml:space="preserve">срок действия 12/2024-06/2025</w:t>
+      </w:r>
+      <w:r>
+        <w:t xml:space="preserve">.</w:t>
+      </w:r>
+    </w:p>
+    <w:p/>
     <w:p>
       <w:r>
         <w:rPr>

--- a/tests/corpus_v2/docs/cx_services_0020.docx
+++ b/tests/corpus_v2/docs/cx_services_0020.docx
@@ -1164,21 +1164,87 @@
     </w:p>
     <w:p>
       <w:r>
-        <w:t xml:space="preserve">6.1. Полномочия представителя подтверждены доверенностью, реестровый номер </w:t>
-      </w:r>
-      <w:r>
-        <w:t xml:space="preserve">16/89-н/16-2024-3-215</w:t>
-      </w:r>
-      <w:r>
-        <w:t xml:space="preserve">.</w:t>
-      </w:r>
-    </w:p>
-    <w:p>
-      <w:r>
-        <w:t xml:space="preserve">6.2. Для сопоставления в учёте указывается: </w:t>
-      </w:r>
-      <w:r>
-        <w:t xml:space="preserve">срок действия 12/2024-06/2025</w:t>
+        <w:t xml:space="preserve">6.1. Работы выполняются на основании ранее заключённого Договора № </w:t>
+      </w:r>
+      <w:r>
+        <w:t xml:space="preserve">17595/001-сс</w:t>
+      </w:r>
+      <w:r>
+        <w:t xml:space="preserve"> между теми же сторонами.</w:t>
+      </w:r>
+    </w:p>
+    <w:p>
+      <w:r>
+        <w:t xml:space="preserve">6.2. Первичные документы: </w:t>
+      </w:r>
+      <w:r>
+        <w:t xml:space="preserve">лицензия Л035-01298-77/00123456 Рособрнадзора</w:t>
+      </w:r>
+      <w:r>
+        <w:t xml:space="preserve">.</w:t>
+      </w:r>
+    </w:p>
+    <w:p>
+      <w:r>
+        <w:t xml:space="preserve">6.3. Запись о лицензии внесена в реестр за регистрационным номером </w:t>
+      </w:r>
+      <w:r>
+        <w:t xml:space="preserve">144625873</w:t>
+      </w:r>
+      <w:r>
+        <w:t xml:space="preserve">.</w:t>
+      </w:r>
+    </w:p>
+    <w:p>
+      <w:r>
+        <w:t xml:space="preserve">6.4. Внутренний учёт ведётся отдельно: </w:t>
+      </w:r>
+      <w:r>
+        <w:t xml:space="preserve">сведения внесены в реестр, номер записи не присвоен</w:t>
+      </w:r>
+      <w:r>
+        <w:t xml:space="preserve">.</w:t>
+      </w:r>
+    </w:p>
+    <w:p>
+      <w:r>
+        <w:t xml:space="preserve">6.5. Полномочия представителя подтверждены доверенностью, реестровый номер </w:t>
+      </w:r>
+      <w:r>
+        <w:t xml:space="preserve">50/121-н/50-2023-4-88</w:t>
+      </w:r>
+      <w:r>
+        <w:t xml:space="preserve">.</w:t>
+      </w:r>
+    </w:p>
+    <w:p>
+      <w:r>
+        <w:t xml:space="preserve">6.6. Для сопоставления в учёте указывается: </w:t>
+      </w:r>
+      <w:r>
+        <w:t xml:space="preserve">ГОСТ Р 52044-2003</w:t>
+      </w:r>
+      <w:r>
+        <w:t xml:space="preserve">.</w:t>
+      </w:r>
+    </w:p>
+    <w:p>
+      <w:r>
+        <w:t xml:space="preserve">6.7. Решение принято большинством в </w:t>
+      </w:r>
+      <w:r>
+        <w:t xml:space="preserve">25,5 % голосов от общего числа</w:t>
+      </w:r>
+      <w:r>
+        <w:t xml:space="preserve"> от общего числа голосов членов совета директоров.</w:t>
+      </w:r>
+    </w:p>
+    <w:p>
+      <w:r>
+        <w:t xml:space="preserve">6.8. Кворум определяется уставом: </w:t>
+      </w:r>
+      <w:r>
+        <w:t xml:space="preserve">большинством в две трети голосов</w:t>
       </w:r>
       <w:r>
         <w:t xml:space="preserve">.</w:t>

--- a/tests/corpus_v2/docs/cx_services_0020.docx
+++ b/tests/corpus_v2/docs/cx_services_0020.docx
@@ -1164,10 +1164,32 @@
     </w:p>
     <w:p>
       <w:r>
-        <w:t xml:space="preserve">6.1. Работы выполняются на основании ранее заключённого Договора № </w:t>
-      </w:r>
-      <w:r>
-        <w:t xml:space="preserve">17595/001-сс</w:t>
+        <w:t xml:space="preserve">6.1. Стороны ранее заключили </w:t>
+      </w:r>
+      <w:r>
+        <w:t xml:space="preserve">договор поставки</w:t>
+      </w:r>
+      <w:r>
+        <w:t xml:space="preserve"> на сопоставимых условиях.</w:t>
+      </w:r>
+    </w:p>
+    <w:p>
+      <w:r>
+        <w:t xml:space="preserve">6.2. Прочие условия: </w:t>
+      </w:r>
+      <w:r>
+        <w:t xml:space="preserve">отношения сторон регулируются гражданским законодательством</w:t>
+      </w:r>
+      <w:r>
+        <w:t xml:space="preserve">.</w:t>
+      </w:r>
+    </w:p>
+    <w:p>
+      <w:r>
+        <w:t xml:space="preserve">6.3. Работы выполняются на основании ранее заключённого Договора № </w:t>
+      </w:r>
+      <w:r>
+        <w:t xml:space="preserve">118/2024-А</w:t>
       </w:r>
       <w:r>
         <w:t xml:space="preserve"> между теми же сторонами.</w:t>
@@ -1175,29 +1197,73 @@
     </w:p>
     <w:p>
       <w:r>
-        <w:t xml:space="preserve">6.2. Первичные документы: </w:t>
-      </w:r>
-      <w:r>
-        <w:t xml:space="preserve">лицензия Л035-01298-77/00123456 Рособрнадзора</w:t>
-      </w:r>
-      <w:r>
-        <w:t xml:space="preserve">.</w:t>
-      </w:r>
-    </w:p>
-    <w:p>
-      <w:r>
-        <w:t xml:space="preserve">6.3. Запись о лицензии внесена в реестр за регистрационным номером </w:t>
-      </w:r>
-      <w:r>
-        <w:t xml:space="preserve">144625873</w:t>
-      </w:r>
-      <w:r>
-        <w:t xml:space="preserve">.</w:t>
-      </w:r>
-    </w:p>
-    <w:p>
-      <w:r>
-        <w:t xml:space="preserve">6.4. Внутренний учёт ведётся отдельно: </w:t>
+        <w:t xml:space="preserve">6.4. Первичные документы: </w:t>
+      </w:r>
+      <w:r>
+        <w:t xml:space="preserve">как указано в пункте 4.2 настоящего Договора</w:t>
+      </w:r>
+      <w:r>
+        <w:t xml:space="preserve">.</w:t>
+      </w:r>
+    </w:p>
+    <w:p>
+      <w:r>
+        <w:t xml:space="preserve">6.5. Паспорт гражданина Российской Федерации выдан </w:t>
+      </w:r>
+      <w:r>
+        <w:t xml:space="preserve">УМВД России по Владимирской области</w:t>
+      </w:r>
+      <w:r>
+        <w:t xml:space="preserve">, паспорт предъявлен при подписании.</w:t>
+      </w:r>
+    </w:p>
+    <w:p>
+      <w:r>
+        <w:t xml:space="preserve">6.6. Сопутствующие сведения: </w:t>
+      </w:r>
+      <w:r>
+        <w:t xml:space="preserve">доверенность выдана сроком на три года без права передоверия</w:t>
+      </w:r>
+      <w:r>
+        <w:t xml:space="preserve">.</w:t>
+      </w:r>
+    </w:p>
+    <w:p>
+      <w:r>
+        <w:t xml:space="preserve">6.7. Запись о государственной регистрации внесена регистрирующим органом: </w:t>
+      </w:r>
+      <w:r>
+        <w:t xml:space="preserve">ИФНС России по г. Наро-Фоминску Московской области</w:t>
+      </w:r>
+      <w:r>
+        <w:t xml:space="preserve">.</w:t>
+      </w:r>
+    </w:p>
+    <w:p>
+      <w:r>
+        <w:t xml:space="preserve">6.8. Общие сведения о регистрации: </w:t>
+      </w:r>
+      <w:r>
+        <w:t xml:space="preserve">отчётность представляется в налоговый орган по месту учёта</w:t>
+      </w:r>
+      <w:r>
+        <w:t xml:space="preserve">.</w:t>
+      </w:r>
+    </w:p>
+    <w:p>
+      <w:r>
+        <w:t xml:space="preserve">6.9. Запись о лицензии внесена в реестр за регистрационным номером </w:t>
+      </w:r>
+      <w:r>
+        <w:t xml:space="preserve">268530417</w:t>
+      </w:r>
+      <w:r>
+        <w:t xml:space="preserve">.</w:t>
+      </w:r>
+    </w:p>
+    <w:p>
+      <w:r>
+        <w:t xml:space="preserve">6.10. Внутренний учёт ведётся отдельно: </w:t>
       </w:r>
       <w:r>
         <w:t xml:space="preserve">сведения внесены в реестр, номер записи не присвоен</w:t>
@@ -1208,32 +1274,32 @@
     </w:p>
     <w:p>
       <w:r>
-        <w:t xml:space="preserve">6.5. Полномочия представителя подтверждены доверенностью, реестровый номер </w:t>
-      </w:r>
-      <w:r>
-        <w:t xml:space="preserve">50/121-н/50-2023-4-88</w:t>
-      </w:r>
-      <w:r>
-        <w:t xml:space="preserve">.</w:t>
-      </w:r>
-    </w:p>
-    <w:p>
-      <w:r>
-        <w:t xml:space="preserve">6.6. Для сопоставления в учёте указывается: </w:t>
-      </w:r>
-      <w:r>
-        <w:t xml:space="preserve">ГОСТ Р 52044-2003</w:t>
-      </w:r>
-      <w:r>
-        <w:t xml:space="preserve">.</w:t>
-      </w:r>
-    </w:p>
-    <w:p>
-      <w:r>
-        <w:t xml:space="preserve">6.7. Решение принято большинством в </w:t>
-      </w:r>
-      <w:r>
-        <w:t xml:space="preserve">25,5 % голосов от общего числа</w:t>
+        <w:t xml:space="preserve">6.11. Полномочия представителя подтверждены доверенностью, реестровый номер </w:t>
+      </w:r>
+      <w:r>
+        <w:t xml:space="preserve">16/89-н/16-2024-3-215</w:t>
+      </w:r>
+      <w:r>
+        <w:t xml:space="preserve">.</w:t>
+      </w:r>
+    </w:p>
+    <w:p>
+      <w:r>
+        <w:t xml:space="preserve">6.12. Для сопоставления в учёте указывается: </w:t>
+      </w:r>
+      <w:r>
+        <w:t xml:space="preserve">кадастровый номер 77:01:0004012:2211</w:t>
+      </w:r>
+      <w:r>
+        <w:t xml:space="preserve">.</w:t>
+      </w:r>
+    </w:p>
+    <w:p>
+      <w:r>
+        <w:t xml:space="preserve">6.13. Решение принято большинством в </w:t>
+      </w:r>
+      <w:r>
+        <w:t xml:space="preserve">75 % голосов</w:t>
       </w:r>
       <w:r>
         <w:t xml:space="preserve"> от общего числа голосов членов совета директоров.</w:t>
@@ -1241,7 +1307,7 @@
     </w:p>
     <w:p>
       <w:r>
-        <w:t xml:space="preserve">6.8. Кворум определяется уставом: </w:t>
+        <w:t xml:space="preserve">6.14. Кворум определяется уставом: </w:t>
       </w:r>
       <w:r>
         <w:t xml:space="preserve">большинством в две трети голосов</w:t>
